--- a/RAPOR.docx
+++ b/RAPOR.docx
@@ -72,62 +72,19 @@
           <w:sz w:val="24"/>
           <w:szCs w:val="24"/>
         </w:rPr>
-        <w:t xml:space="preserve"> [Buraya </w:t>
-      </w:r>
-      <w:proofErr w:type="spellStart"/>
-      <w:r>
-        <w:rPr>
-          <w:rFonts w:ascii="Times New Roman" w:hAnsi="Times New Roman" w:cs="Times New Roman"/>
-          <w:sz w:val="24"/>
-          <w:szCs w:val="24"/>
-        </w:rPr>
-        <w:t>GitHub</w:t>
-      </w:r>
-      <w:proofErr w:type="spellEnd"/>
-      <w:r>
-        <w:rPr>
-          <w:rFonts w:ascii="Times New Roman" w:hAnsi="Times New Roman" w:cs="Times New Roman"/>
-          <w:sz w:val="24"/>
-          <w:szCs w:val="24"/>
-        </w:rPr>
-        <w:t xml:space="preserve"> Repo Linkinizi Yapıştırın] (Not: </w:t>
-      </w:r>
-      <w:proofErr w:type="spellStart"/>
-      <w:r>
-        <w:rPr>
-          <w:rFonts w:ascii="Times New Roman" w:hAnsi="Times New Roman" w:cs="Times New Roman"/>
-          <w:sz w:val="24"/>
-          <w:szCs w:val="24"/>
-        </w:rPr>
-        <w:t>Repository</w:t>
-      </w:r>
-      <w:proofErr w:type="spellEnd"/>
-      <w:r>
-        <w:rPr>
-          <w:rFonts w:ascii="Times New Roman" w:hAnsi="Times New Roman" w:cs="Times New Roman"/>
-          <w:sz w:val="24"/>
-          <w:szCs w:val="24"/>
-        </w:rPr>
-        <w:t xml:space="preserve"> '</w:t>
-      </w:r>
-      <w:proofErr w:type="spellStart"/>
-      <w:r>
-        <w:rPr>
-          <w:rFonts w:ascii="Times New Roman" w:hAnsi="Times New Roman" w:cs="Times New Roman"/>
-          <w:sz w:val="24"/>
-          <w:szCs w:val="24"/>
-        </w:rPr>
-        <w:t>Public</w:t>
-      </w:r>
-      <w:proofErr w:type="spellEnd"/>
-      <w:r>
-        <w:rPr>
-          <w:rFonts w:ascii="Times New Roman" w:hAnsi="Times New Roman" w:cs="Times New Roman"/>
-          <w:sz w:val="24"/>
-          <w:szCs w:val="24"/>
-        </w:rPr>
-        <w:t>' olarak ayarlanmıştır.)</w:t>
-      </w:r>
+        <w:t> </w:t>
+      </w:r>
+      <w:hyperlink r:id="rId5" w:history="1">
+        <w:r>
+          <w:rPr>
+            <w:rStyle w:val="Kpr"/>
+            <w:rFonts w:ascii="Times New Roman" w:hAnsi="Times New Roman" w:cs="Times New Roman"/>
+            <w:sz w:val="24"/>
+            <w:szCs w:val="24"/>
+          </w:rPr>
+          <w:t>https://github.com/BatoulAlothman/Kriptoloji-Proje.git</w:t>
+        </w:r>
+      </w:hyperlink>
     </w:p>
     <w:p>
       <w:pPr>
@@ -173,25 +130,7 @@
           <w:sz w:val="24"/>
           <w:szCs w:val="24"/>
         </w:rPr>
-        <w:t xml:space="preserve">Kriptografi eğitiminde karşılaşılan en büyük zorluklardan biri, teorik olarak işlenen matematiksel işlemlerin pratikte nasıl çalıştığını takip etmenin zorluğudur. Özellikle karmaşık bit permütasyonları veya matris dönüşümleri gibi işlemlerin </w:t>
-      </w:r>
-      <w:proofErr w:type="gramStart"/>
-      <w:r>
-        <w:rPr>
-          <w:rFonts w:ascii="Times New Roman" w:hAnsi="Times New Roman" w:cs="Times New Roman"/>
-          <w:sz w:val="24"/>
-          <w:szCs w:val="24"/>
-        </w:rPr>
-        <w:t>kağıt</w:t>
-      </w:r>
-      <w:proofErr w:type="gramEnd"/>
-      <w:r>
-        <w:rPr>
-          <w:rFonts w:ascii="Times New Roman" w:hAnsi="Times New Roman" w:cs="Times New Roman"/>
-          <w:sz w:val="24"/>
-          <w:szCs w:val="24"/>
-        </w:rPr>
-        <w:t xml:space="preserve"> üzerinde anlaşılması zaman almaktadır. Bu projeyi, derste gördüğümüz algoritmaların arka planda nasıl işlediğini adım adım ve görsel bir şekilde ortaya koyan etkileşimli bir eğitim platformu oluşturmak amacıyla geliştirdim. Projenin temel amacı; DES, 3-DES, AES, SHA-256, HMAC ve Rastgele Bit Üretimi (RBG) gibi algoritmaları sadece sonuç odaklı değil, süreç odaklı bir yaklaşımla görselleştirmektir. Özellikle AES şifrelemesinin temelini oluşturan </w:t>
+        <w:t xml:space="preserve">Kriptografi eğitiminde karşılaşılan en büyük zorluklardan biri, teorik olarak işlenen matematiksel işlemlerin pratikte nasıl çalıştığını takip etmenin zorluğudur. Özellikle karmaşık bit permütasyonları veya matris dönüşümleri gibi işlemlerin kağıt üzerinde anlaşılması zaman almaktadır. Bu projeyi, derste gördüğümüz algoritmaların arka planda nasıl işlediğini adım adım ve görsel bir şekilde ortaya koyan etkileşimli bir eğitim platformu oluşturmak amacıyla geliştirdim. Projenin temel amacı; DES, 3-DES, AES, SHA-256, HMAC ve Rastgele Bit Üretimi (RBG) gibi algoritmaları sadece sonuç odaklı değil, süreç odaklı bir yaklaşımla görselleştirmektir. Özellikle AES şifrelemesinin temelini oluşturan </w:t>
       </w:r>
       <w:proofErr w:type="spellStart"/>
       <w:r>
@@ -794,48 +733,48 @@
           <w:sz w:val="24"/>
           <w:szCs w:val="24"/>
         </w:rPr>
+        <w:t xml:space="preserve">2.3 </w:t>
+      </w:r>
+      <w:proofErr w:type="spellStart"/>
+      <w:r>
+        <w:rPr>
+          <w:rFonts w:ascii="Times New Roman" w:hAnsi="Times New Roman" w:cs="Times New Roman"/>
+          <w:b/>
+          <w:bCs/>
+          <w:sz w:val="24"/>
+          <w:szCs w:val="24"/>
+        </w:rPr>
+        <w:t>Hash</w:t>
+      </w:r>
+      <w:proofErr w:type="spellEnd"/>
+      <w:r>
+        <w:rPr>
+          <w:rFonts w:ascii="Times New Roman" w:hAnsi="Times New Roman" w:cs="Times New Roman"/>
+          <w:b/>
+          <w:bCs/>
+          <w:sz w:val="24"/>
+          <w:szCs w:val="24"/>
+        </w:rPr>
+        <w:t xml:space="preserve"> Fonksiyonları ve MAC</w:t>
+      </w:r>
+    </w:p>
+    <w:p>
+      <w:pPr>
+        <w:rPr>
+          <w:rFonts w:ascii="Times New Roman" w:hAnsi="Times New Roman" w:cs="Times New Roman"/>
+          <w:sz w:val="24"/>
+          <w:szCs w:val="24"/>
+        </w:rPr>
+      </w:pPr>
+      <w:r>
+        <w:rPr>
+          <w:rFonts w:ascii="Times New Roman" w:hAnsi="Times New Roman" w:cs="Times New Roman"/>
+          <w:b/>
+          <w:bCs/>
+          <w:sz w:val="24"/>
+          <w:szCs w:val="24"/>
+        </w:rPr>
         <w:lastRenderedPageBreak/>
-        <w:t xml:space="preserve">2.3 </w:t>
-      </w:r>
-      <w:proofErr w:type="spellStart"/>
-      <w:r>
-        <w:rPr>
-          <w:rFonts w:ascii="Times New Roman" w:hAnsi="Times New Roman" w:cs="Times New Roman"/>
-          <w:b/>
-          <w:bCs/>
-          <w:sz w:val="24"/>
-          <w:szCs w:val="24"/>
-        </w:rPr>
-        <w:t>Hash</w:t>
-      </w:r>
-      <w:proofErr w:type="spellEnd"/>
-      <w:r>
-        <w:rPr>
-          <w:rFonts w:ascii="Times New Roman" w:hAnsi="Times New Roman" w:cs="Times New Roman"/>
-          <w:b/>
-          <w:bCs/>
-          <w:sz w:val="24"/>
-          <w:szCs w:val="24"/>
-        </w:rPr>
-        <w:t xml:space="preserve"> Fonksiyonları ve MAC</w:t>
-      </w:r>
-    </w:p>
-    <w:p>
-      <w:pPr>
-        <w:rPr>
-          <w:rFonts w:ascii="Times New Roman" w:hAnsi="Times New Roman" w:cs="Times New Roman"/>
-          <w:sz w:val="24"/>
-          <w:szCs w:val="24"/>
-        </w:rPr>
-      </w:pPr>
-      <w:r>
-        <w:rPr>
-          <w:rFonts w:ascii="Times New Roman" w:hAnsi="Times New Roman" w:cs="Times New Roman"/>
-          <w:b/>
-          <w:bCs/>
-          <w:sz w:val="24"/>
-          <w:szCs w:val="24"/>
-        </w:rPr>
         <w:t>SHA-256</w:t>
       </w:r>
       <w:r>
@@ -2213,36 +2152,36 @@
           <w:sz w:val="24"/>
           <w:szCs w:val="24"/>
         </w:rPr>
+        <w:t>Frontend</w:t>
+      </w:r>
+      <w:proofErr w:type="spellEnd"/>
+      <w:r>
+        <w:rPr>
+          <w:rFonts w:ascii="Times New Roman" w:hAnsi="Times New Roman" w:cs="Times New Roman"/>
+          <w:b/>
+          <w:bCs/>
+          <w:sz w:val="24"/>
+          <w:szCs w:val="24"/>
+        </w:rPr>
+        <w:t>:</w:t>
+      </w:r>
+    </w:p>
+    <w:p>
+      <w:pPr>
+        <w:ind w:left="360"/>
+        <w:rPr>
+          <w:rFonts w:ascii="Times New Roman" w:hAnsi="Times New Roman" w:cs="Times New Roman"/>
+          <w:sz w:val="24"/>
+          <w:szCs w:val="24"/>
+        </w:rPr>
+      </w:pPr>
+      <w:r>
+        <w:rPr>
+          <w:rFonts w:ascii="Times New Roman" w:hAnsi="Times New Roman" w:cs="Times New Roman"/>
+          <w:sz w:val="24"/>
+          <w:szCs w:val="24"/>
+        </w:rPr>
         <w:lastRenderedPageBreak/>
-        <w:t>Frontend</w:t>
-      </w:r>
-      <w:proofErr w:type="spellEnd"/>
-      <w:r>
-        <w:rPr>
-          <w:rFonts w:ascii="Times New Roman" w:hAnsi="Times New Roman" w:cs="Times New Roman"/>
-          <w:b/>
-          <w:bCs/>
-          <w:sz w:val="24"/>
-          <w:szCs w:val="24"/>
-        </w:rPr>
-        <w:t>:</w:t>
-      </w:r>
-    </w:p>
-    <w:p>
-      <w:pPr>
-        <w:ind w:left="360"/>
-        <w:rPr>
-          <w:rFonts w:ascii="Times New Roman" w:hAnsi="Times New Roman" w:cs="Times New Roman"/>
-          <w:sz w:val="24"/>
-          <w:szCs w:val="24"/>
-        </w:rPr>
-      </w:pPr>
-      <w:r>
-        <w:rPr>
-          <w:rFonts w:ascii="Times New Roman" w:hAnsi="Times New Roman" w:cs="Times New Roman"/>
-          <w:sz w:val="24"/>
-          <w:szCs w:val="24"/>
-        </w:rPr>
         <w:t>Kenar çubuğu (</w:t>
       </w:r>
       <w:proofErr w:type="spellStart"/>
@@ -2882,7 +2821,7 @@
                     <pic:cNvPicPr/>
                   </pic:nvPicPr>
                   <pic:blipFill>
-                    <a:blip r:embed="rId5"/>
+                    <a:blip r:embed="rId6"/>
                     <a:stretch>
                       <a:fillRect/>
                     </a:stretch>
@@ -2941,24 +2880,24 @@
           <w:sz w:val="24"/>
           <w:szCs w:val="24"/>
         </w:rPr>
+        <w:t>4.2 S-DES ve 3-S-DES</w:t>
+      </w:r>
+    </w:p>
+    <w:p>
+      <w:pPr>
+        <w:rPr>
+          <w:rFonts w:ascii="Times New Roman" w:hAnsi="Times New Roman" w:cs="Times New Roman"/>
+          <w:sz w:val="24"/>
+          <w:szCs w:val="24"/>
+        </w:rPr>
+      </w:pPr>
+      <w:r>
+        <w:rPr>
+          <w:rFonts w:ascii="Times New Roman" w:hAnsi="Times New Roman" w:cs="Times New Roman"/>
+          <w:sz w:val="24"/>
+          <w:szCs w:val="24"/>
+        </w:rPr>
         <w:lastRenderedPageBreak/>
-        <w:t>4.2 S-DES ve 3-S-DES</w:t>
-      </w:r>
-    </w:p>
-    <w:p>
-      <w:pPr>
-        <w:rPr>
-          <w:rFonts w:ascii="Times New Roman" w:hAnsi="Times New Roman" w:cs="Times New Roman"/>
-          <w:sz w:val="24"/>
-          <w:szCs w:val="24"/>
-        </w:rPr>
-      </w:pPr>
-      <w:r>
-        <w:rPr>
-          <w:rFonts w:ascii="Times New Roman" w:hAnsi="Times New Roman" w:cs="Times New Roman"/>
-          <w:sz w:val="24"/>
-          <w:szCs w:val="24"/>
-        </w:rPr>
         <w:t xml:space="preserve">Gerçek </w:t>
       </w:r>
       <w:proofErr w:type="spellStart"/>
@@ -3143,7 +3082,7 @@
                     <pic:cNvPicPr/>
                   </pic:nvPicPr>
                   <pic:blipFill>
-                    <a:blip r:embed="rId6"/>
+                    <a:blip r:embed="rId7"/>
                     <a:stretch>
                       <a:fillRect/>
                     </a:stretch>
@@ -3215,23 +3154,13 @@
           <w:szCs w:val="24"/>
         </w:rPr>
       </w:pPr>
-      <w:proofErr w:type="gramStart"/>
-      <w:r>
-        <w:rPr>
-          <w:rFonts w:ascii="Times New Roman" w:hAnsi="Times New Roman" w:cs="Times New Roman"/>
-          <w:sz w:val="24"/>
-          <w:szCs w:val="24"/>
-        </w:rPr>
-        <w:t>hashlib.sha</w:t>
-      </w:r>
-      <w:proofErr w:type="gramEnd"/>
-      <w:r>
-        <w:rPr>
-          <w:rFonts w:ascii="Times New Roman" w:hAnsi="Times New Roman" w:cs="Times New Roman"/>
-          <w:sz w:val="24"/>
-          <w:szCs w:val="24"/>
-        </w:rPr>
-        <w:t xml:space="preserve">256 ile gerçek SHA-256 hesabı yapılır; sonuca ek olarak algoritmanın </w:t>
+      <w:r>
+        <w:rPr>
+          <w:rFonts w:ascii="Times New Roman" w:hAnsi="Times New Roman" w:cs="Times New Roman"/>
+          <w:sz w:val="24"/>
+          <w:szCs w:val="24"/>
+        </w:rPr>
+        <w:t xml:space="preserve">hashlib.sha256 ile gerçek SHA-256 hesabı yapılır; sonuca ek olarak algoritmanın </w:t>
       </w:r>
       <w:proofErr w:type="spellStart"/>
       <w:r>
@@ -3252,7 +3181,6 @@
         <w:t>, başlangıç değerleri, kompresyon fonksiyonu gibi iç adımları metin olarak açıklanır. HMAC için </w:t>
       </w:r>
       <w:proofErr w:type="spellStart"/>
-      <w:proofErr w:type="gramStart"/>
       <w:r>
         <w:rPr>
           <w:rFonts w:ascii="Times New Roman" w:hAnsi="Times New Roman" w:cs="Times New Roman"/>
@@ -3268,16 +3196,7 @@
           <w:sz w:val="24"/>
           <w:szCs w:val="24"/>
         </w:rPr>
-        <w:t>(</w:t>
-      </w:r>
-      <w:proofErr w:type="gramEnd"/>
-      <w:r>
-        <w:rPr>
-          <w:rFonts w:ascii="Times New Roman" w:hAnsi="Times New Roman" w:cs="Times New Roman"/>
-          <w:sz w:val="24"/>
-          <w:szCs w:val="24"/>
-        </w:rPr>
-        <w:t>) kullanılır.</w:t>
+        <w:t>() kullanılır.</w:t>
       </w:r>
     </w:p>
     <w:p>
@@ -3311,7 +3230,7 @@
                     <pic:cNvPicPr/>
                   </pic:nvPicPr>
                   <pic:blipFill>
-                    <a:blip r:embed="rId7"/>
+                    <a:blip r:embed="rId8"/>
                     <a:stretch>
                       <a:fillRect/>
                     </a:stretch>
@@ -3350,24 +3269,24 @@
           <w:sz w:val="24"/>
           <w:szCs w:val="24"/>
         </w:rPr>
+        <w:t>4.4 RBG ve İstatistiksel Testler</w:t>
+      </w:r>
+    </w:p>
+    <w:p>
+      <w:pPr>
+        <w:rPr>
+          <w:rFonts w:ascii="Times New Roman" w:hAnsi="Times New Roman" w:cs="Times New Roman"/>
+          <w:sz w:val="24"/>
+          <w:szCs w:val="24"/>
+        </w:rPr>
+      </w:pPr>
+      <w:r>
+        <w:rPr>
+          <w:rFonts w:ascii="Times New Roman" w:hAnsi="Times New Roman" w:cs="Times New Roman"/>
+          <w:sz w:val="24"/>
+          <w:szCs w:val="24"/>
+        </w:rPr>
         <w:lastRenderedPageBreak/>
-        <w:t>4.4 RBG ve İstatistiksel Testler</w:t>
-      </w:r>
-    </w:p>
-    <w:p>
-      <w:pPr>
-        <w:rPr>
-          <w:rFonts w:ascii="Times New Roman" w:hAnsi="Times New Roman" w:cs="Times New Roman"/>
-          <w:sz w:val="24"/>
-          <w:szCs w:val="24"/>
-        </w:rPr>
-      </w:pPr>
-      <w:r>
-        <w:rPr>
-          <w:rFonts w:ascii="Times New Roman" w:hAnsi="Times New Roman" w:cs="Times New Roman"/>
-          <w:sz w:val="24"/>
-          <w:szCs w:val="24"/>
-        </w:rPr>
         <w:t xml:space="preserve">LFSR, her adımda belirtilen tap konumlarındaki bitleri </w:t>
       </w:r>
       <w:proofErr w:type="spellStart"/>
@@ -3413,34 +3332,16 @@
           <w:sz w:val="24"/>
           <w:szCs w:val="24"/>
         </w:rPr>
-        <w:t>runs_</w:t>
-      </w:r>
-      <w:proofErr w:type="gramStart"/>
-      <w:r>
-        <w:rPr>
-          <w:rFonts w:ascii="Times New Roman" w:hAnsi="Times New Roman" w:cs="Times New Roman"/>
-          <w:sz w:val="24"/>
-          <w:szCs w:val="24"/>
-        </w:rPr>
-        <w:t>test</w:t>
-      </w:r>
-      <w:proofErr w:type="spellEnd"/>
-      <w:r>
-        <w:rPr>
-          <w:rFonts w:ascii="Times New Roman" w:hAnsi="Times New Roman" w:cs="Times New Roman"/>
-          <w:sz w:val="24"/>
-          <w:szCs w:val="24"/>
-        </w:rPr>
-        <w:t>(</w:t>
-      </w:r>
-      <w:proofErr w:type="gramEnd"/>
-      <w:r>
-        <w:rPr>
-          <w:rFonts w:ascii="Times New Roman" w:hAnsi="Times New Roman" w:cs="Times New Roman"/>
-          <w:sz w:val="24"/>
-          <w:szCs w:val="24"/>
-        </w:rPr>
-        <w:t>) metoduyla değerlendirilir: toplam seri sayısı, en uzun 0 ve 1 serileri raporlanır.</w:t>
+        <w:t>runs_test</w:t>
+      </w:r>
+      <w:proofErr w:type="spellEnd"/>
+      <w:r>
+        <w:rPr>
+          <w:rFonts w:ascii="Times New Roman" w:hAnsi="Times New Roman" w:cs="Times New Roman"/>
+          <w:sz w:val="24"/>
+          <w:szCs w:val="24"/>
+        </w:rPr>
+        <w:t>() metoduyla değerlendirilir: toplam seri sayısı, en uzun 0 ve 1 serileri raporlanır.</w:t>
       </w:r>
     </w:p>
     <w:p>
@@ -3474,7 +3375,7 @@
                     <pic:cNvPicPr/>
                   </pic:nvPicPr>
                   <pic:blipFill>
-                    <a:blip r:embed="rId8"/>
+                    <a:blip r:embed="rId9"/>
                     <a:stretch>
                       <a:fillRect/>
                     </a:stretch>
@@ -3670,25 +3571,7 @@
           <w:sz w:val="24"/>
           <w:szCs w:val="24"/>
         </w:rPr>
-        <w:t> </w:t>
-      </w:r>
-      <w:proofErr w:type="gramStart"/>
-      <w:r>
-        <w:rPr>
-          <w:rFonts w:ascii="Times New Roman" w:hAnsi="Times New Roman" w:cs="Times New Roman"/>
-          <w:sz w:val="24"/>
-          <w:szCs w:val="24"/>
-        </w:rPr>
-        <w:t>GF(</w:t>
-      </w:r>
-      <w:proofErr w:type="gramEnd"/>
-      <w:r>
-        <w:rPr>
-          <w:rFonts w:ascii="Times New Roman" w:hAnsi="Times New Roman" w:cs="Times New Roman"/>
-          <w:sz w:val="24"/>
-          <w:szCs w:val="24"/>
-        </w:rPr>
-        <w:t>2^8) aritmetiği, </w:t>
+        <w:t> GF(2^8) aritmetiği, </w:t>
       </w:r>
       <w:proofErr w:type="spellStart"/>
       <w:r>
@@ -4315,7 +4198,7 @@
         </w:rPr>
         <w:t> modülleri. </w:t>
       </w:r>
-      <w:hyperlink r:id="rId9" w:history="1">
+      <w:hyperlink r:id="rId10" w:history="1">
         <w:r>
           <w:rPr>
             <w:rStyle w:val="Kpr"/>
@@ -6243,6 +6126,7 @@
   <w:style w:type="character" w:default="1" w:styleId="VarsaylanParagrafYazTipi">
     <w:name w:val="Default Paragraph Font"/>
     <w:uiPriority w:val="1"/>
+    <w:semiHidden/>
     <w:unhideWhenUsed/>
   </w:style>
   <w:style w:type="table" w:default="1" w:styleId="NormalTablo">

--- a/RAPOR.docx
+++ b/RAPOR.docx
@@ -130,7 +130,25 @@
           <w:sz w:val="24"/>
           <w:szCs w:val="24"/>
         </w:rPr>
-        <w:t xml:space="preserve">Kriptografi eğitiminde karşılaşılan en büyük zorluklardan biri, teorik olarak işlenen matematiksel işlemlerin pratikte nasıl çalıştığını takip etmenin zorluğudur. Özellikle karmaşık bit permütasyonları veya matris dönüşümleri gibi işlemlerin kağıt üzerinde anlaşılması zaman almaktadır. Bu projeyi, derste gördüğümüz algoritmaların arka planda nasıl işlediğini adım adım ve görsel bir şekilde ortaya koyan etkileşimli bir eğitim platformu oluşturmak amacıyla geliştirdim. Projenin temel amacı; DES, 3-DES, AES, SHA-256, HMAC ve Rastgele Bit Üretimi (RBG) gibi algoritmaları sadece sonuç odaklı değil, süreç odaklı bir yaklaşımla görselleştirmektir. Özellikle AES şifrelemesinin temelini oluşturan </w:t>
+        <w:t xml:space="preserve">Kriptografi eğitiminde karşılaşılan en büyük zorluklardan biri, teorik olarak işlenen matematiksel işlemlerin pratikte nasıl çalıştığını takip etmenin zorluğudur. Özellikle karmaşık bit permütasyonları veya matris dönüşümleri gibi işlemlerin </w:t>
+      </w:r>
+      <w:proofErr w:type="gramStart"/>
+      <w:r>
+        <w:rPr>
+          <w:rFonts w:ascii="Times New Roman" w:hAnsi="Times New Roman" w:cs="Times New Roman"/>
+          <w:sz w:val="24"/>
+          <w:szCs w:val="24"/>
+        </w:rPr>
+        <w:t>kağıt</w:t>
+      </w:r>
+      <w:proofErr w:type="gramEnd"/>
+      <w:r>
+        <w:rPr>
+          <w:rFonts w:ascii="Times New Roman" w:hAnsi="Times New Roman" w:cs="Times New Roman"/>
+          <w:sz w:val="24"/>
+          <w:szCs w:val="24"/>
+        </w:rPr>
+        <w:t xml:space="preserve"> üzerinde anlaşılması zaman almaktadır. Bu projeyi, derste gördüğümüz algoritmaların arka planda nasıl işlediğini adım adım ve görsel bir şekilde ortaya koyan etkileşimli bir eğitim platformu oluşturmak amacıyla geliştirdim. Projenin temel amacı; DES, 3-DES, AES, SHA-256, HMAC ve Rastgele Bit Üretimi (RBG) gibi algoritmaları sadece sonuç odaklı değil, süreç odaklı bir yaklaşımla görselleştirmektir. Özellikle AES şifrelemesinin temelini oluşturan </w:t>
       </w:r>
       <w:proofErr w:type="spellStart"/>
       <w:r>
@@ -712,27 +730,38 @@
           <w:rFonts w:ascii="Times New Roman" w:hAnsi="Times New Roman" w:cs="Times New Roman"/>
           <w:sz w:val="24"/>
           <w:szCs w:val="24"/>
-        </w:rPr>
-      </w:pPr>
-    </w:p>
-    <w:p>
-      <w:pPr>
-        <w:rPr>
-          <w:rFonts w:ascii="Times New Roman" w:hAnsi="Times New Roman" w:cs="Times New Roman"/>
-          <w:b/>
-          <w:bCs/>
-          <w:sz w:val="24"/>
-          <w:szCs w:val="24"/>
-        </w:rPr>
-      </w:pPr>
-      <w:r>
-        <w:rPr>
-          <w:rFonts w:ascii="Times New Roman" w:hAnsi="Times New Roman" w:cs="Times New Roman"/>
-          <w:b/>
-          <w:bCs/>
-          <w:sz w:val="24"/>
-          <w:szCs w:val="24"/>
-        </w:rPr>
+          <w:rtl/>
+        </w:rPr>
+      </w:pPr>
+    </w:p>
+    <w:p>
+      <w:pPr>
+        <w:rPr>
+          <w:rFonts w:ascii="Times New Roman" w:hAnsi="Times New Roman" w:cs="Times New Roman"/>
+          <w:sz w:val="24"/>
+          <w:szCs w:val="24"/>
+        </w:rPr>
+      </w:pPr>
+    </w:p>
+    <w:p>
+      <w:pPr>
+        <w:rPr>
+          <w:rFonts w:ascii="Times New Roman" w:hAnsi="Times New Roman" w:cs="Times New Roman"/>
+          <w:b/>
+          <w:bCs/>
+          <w:sz w:val="24"/>
+          <w:szCs w:val="24"/>
+        </w:rPr>
+      </w:pPr>
+      <w:r>
+        <w:rPr>
+          <w:rFonts w:ascii="Times New Roman" w:hAnsi="Times New Roman" w:cs="Times New Roman"/>
+          <w:b/>
+          <w:bCs/>
+          <w:sz w:val="24"/>
+          <w:szCs w:val="24"/>
+        </w:rPr>
+        <w:lastRenderedPageBreak/>
         <w:t xml:space="preserve">2.3 </w:t>
       </w:r>
       <w:proofErr w:type="spellStart"/>
@@ -774,7 +803,6 @@
           <w:sz w:val="24"/>
           <w:szCs w:val="24"/>
         </w:rPr>
-        <w:lastRenderedPageBreak/>
         <w:t>SHA-256</w:t>
       </w:r>
       <w:r>
@@ -2152,6 +2180,7 @@
           <w:sz w:val="24"/>
           <w:szCs w:val="24"/>
         </w:rPr>
+        <w:lastRenderedPageBreak/>
         <w:t>Frontend</w:t>
       </w:r>
       <w:proofErr w:type="spellEnd"/>
@@ -2181,7 +2210,6 @@
           <w:sz w:val="24"/>
           <w:szCs w:val="24"/>
         </w:rPr>
-        <w:lastRenderedPageBreak/>
         <w:t>Kenar çubuğu (</w:t>
       </w:r>
       <w:proofErr w:type="spellStart"/>
@@ -2880,6 +2908,7 @@
           <w:sz w:val="24"/>
           <w:szCs w:val="24"/>
         </w:rPr>
+        <w:lastRenderedPageBreak/>
         <w:t>4.2 S-DES ve 3-S-DES</w:t>
       </w:r>
     </w:p>
@@ -2897,7 +2926,6 @@
           <w:sz w:val="24"/>
           <w:szCs w:val="24"/>
         </w:rPr>
-        <w:lastRenderedPageBreak/>
         <w:t xml:space="preserve">Gerçek </w:t>
       </w:r>
       <w:proofErr w:type="spellStart"/>
@@ -3154,13 +3182,23 @@
           <w:szCs w:val="24"/>
         </w:rPr>
       </w:pPr>
-      <w:r>
-        <w:rPr>
-          <w:rFonts w:ascii="Times New Roman" w:hAnsi="Times New Roman" w:cs="Times New Roman"/>
-          <w:sz w:val="24"/>
-          <w:szCs w:val="24"/>
-        </w:rPr>
-        <w:t xml:space="preserve">hashlib.sha256 ile gerçek SHA-256 hesabı yapılır; sonuca ek olarak algoritmanın </w:t>
+      <w:proofErr w:type="gramStart"/>
+      <w:r>
+        <w:rPr>
+          <w:rFonts w:ascii="Times New Roman" w:hAnsi="Times New Roman" w:cs="Times New Roman"/>
+          <w:sz w:val="24"/>
+          <w:szCs w:val="24"/>
+        </w:rPr>
+        <w:t>hashlib.sha</w:t>
+      </w:r>
+      <w:proofErr w:type="gramEnd"/>
+      <w:r>
+        <w:rPr>
+          <w:rFonts w:ascii="Times New Roman" w:hAnsi="Times New Roman" w:cs="Times New Roman"/>
+          <w:sz w:val="24"/>
+          <w:szCs w:val="24"/>
+        </w:rPr>
+        <w:t xml:space="preserve">256 ile gerçek SHA-256 hesabı yapılır; sonuca ek olarak algoritmanın </w:t>
       </w:r>
       <w:proofErr w:type="spellStart"/>
       <w:r>
@@ -3181,6 +3219,7 @@
         <w:t>, başlangıç değerleri, kompresyon fonksiyonu gibi iç adımları metin olarak açıklanır. HMAC için </w:t>
       </w:r>
       <w:proofErr w:type="spellStart"/>
+      <w:proofErr w:type="gramStart"/>
       <w:r>
         <w:rPr>
           <w:rFonts w:ascii="Times New Roman" w:hAnsi="Times New Roman" w:cs="Times New Roman"/>
@@ -3196,7 +3235,16 @@
           <w:sz w:val="24"/>
           <w:szCs w:val="24"/>
         </w:rPr>
-        <w:t>() kullanılır.</w:t>
+        <w:t>(</w:t>
+      </w:r>
+      <w:proofErr w:type="gramEnd"/>
+      <w:r>
+        <w:rPr>
+          <w:rFonts w:ascii="Times New Roman" w:hAnsi="Times New Roman" w:cs="Times New Roman"/>
+          <w:sz w:val="24"/>
+          <w:szCs w:val="24"/>
+        </w:rPr>
+        <w:t>) kullanılır.</w:t>
       </w:r>
     </w:p>
     <w:p>
@@ -3269,6 +3317,7 @@
           <w:sz w:val="24"/>
           <w:szCs w:val="24"/>
         </w:rPr>
+        <w:lastRenderedPageBreak/>
         <w:t>4.4 RBG ve İstatistiksel Testler</w:t>
       </w:r>
     </w:p>
@@ -3286,7 +3335,6 @@
           <w:sz w:val="24"/>
           <w:szCs w:val="24"/>
         </w:rPr>
-        <w:lastRenderedPageBreak/>
         <w:t xml:space="preserve">LFSR, her adımda belirtilen tap konumlarındaki bitleri </w:t>
       </w:r>
       <w:proofErr w:type="spellStart"/>
@@ -3332,16 +3380,34 @@
           <w:sz w:val="24"/>
           <w:szCs w:val="24"/>
         </w:rPr>
-        <w:t>runs_test</w:t>
-      </w:r>
-      <w:proofErr w:type="spellEnd"/>
-      <w:r>
-        <w:rPr>
-          <w:rFonts w:ascii="Times New Roman" w:hAnsi="Times New Roman" w:cs="Times New Roman"/>
-          <w:sz w:val="24"/>
-          <w:szCs w:val="24"/>
-        </w:rPr>
-        <w:t>() metoduyla değerlendirilir: toplam seri sayısı, en uzun 0 ve 1 serileri raporlanır.</w:t>
+        <w:t>runs_</w:t>
+      </w:r>
+      <w:proofErr w:type="gramStart"/>
+      <w:r>
+        <w:rPr>
+          <w:rFonts w:ascii="Times New Roman" w:hAnsi="Times New Roman" w:cs="Times New Roman"/>
+          <w:sz w:val="24"/>
+          <w:szCs w:val="24"/>
+        </w:rPr>
+        <w:t>test</w:t>
+      </w:r>
+      <w:proofErr w:type="spellEnd"/>
+      <w:r>
+        <w:rPr>
+          <w:rFonts w:ascii="Times New Roman" w:hAnsi="Times New Roman" w:cs="Times New Roman"/>
+          <w:sz w:val="24"/>
+          <w:szCs w:val="24"/>
+        </w:rPr>
+        <w:t>(</w:t>
+      </w:r>
+      <w:proofErr w:type="gramEnd"/>
+      <w:r>
+        <w:rPr>
+          <w:rFonts w:ascii="Times New Roman" w:hAnsi="Times New Roman" w:cs="Times New Roman"/>
+          <w:sz w:val="24"/>
+          <w:szCs w:val="24"/>
+        </w:rPr>
+        <w:t>) metoduyla değerlendirilir: toplam seri sayısı, en uzun 0 ve 1 serileri raporlanır.</w:t>
       </w:r>
     </w:p>
     <w:p>
@@ -3571,7 +3637,25 @@
           <w:sz w:val="24"/>
           <w:szCs w:val="24"/>
         </w:rPr>
-        <w:t> GF(2^8) aritmetiği, </w:t>
+        <w:t> </w:t>
+      </w:r>
+      <w:proofErr w:type="gramStart"/>
+      <w:r>
+        <w:rPr>
+          <w:rFonts w:ascii="Times New Roman" w:hAnsi="Times New Roman" w:cs="Times New Roman"/>
+          <w:sz w:val="24"/>
+          <w:szCs w:val="24"/>
+        </w:rPr>
+        <w:t>GF(</w:t>
+      </w:r>
+      <w:proofErr w:type="gramEnd"/>
+      <w:r>
+        <w:rPr>
+          <w:rFonts w:ascii="Times New Roman" w:hAnsi="Times New Roman" w:cs="Times New Roman"/>
+          <w:sz w:val="24"/>
+          <w:szCs w:val="24"/>
+        </w:rPr>
+        <w:t>2^8) aritmetiği, </w:t>
       </w:r>
       <w:proofErr w:type="spellStart"/>
       <w:r>

--- a/RAPOR.docx
+++ b/RAPOR.docx
@@ -64,27 +64,54 @@
           <w:sz w:val="24"/>
           <w:szCs w:val="24"/>
         </w:rPr>
-        <w:t xml:space="preserve"> Linki:</w:t>
-      </w:r>
-      <w:r>
-        <w:rPr>
-          <w:rFonts w:ascii="Times New Roman" w:hAnsi="Times New Roman" w:cs="Times New Roman"/>
-          <w:sz w:val="24"/>
-          <w:szCs w:val="24"/>
+        <w:t xml:space="preserve"> Linki</w:t>
+      </w:r>
+      <w:r>
+        <w:rPr>
+          <w:rFonts w:ascii="Times New Roman" w:hAnsi="Times New Roman" w:cs="Times New Roman"/>
+          <w:bCs/>
+          <w:sz w:val="24"/>
+          <w:szCs w:val="24"/>
+          <w14:reflection w14:blurRad="6350" w14:stA="53000" w14:stPos="0" w14:endA="300" w14:endPos="35500" w14:dist="0" w14:dir="5400000" w14:fadeDir="5400000" w14:sx="100000" w14:sy="-90000" w14:kx="0" w14:ky="0" w14:algn="bl"/>
+          <w14:textOutline w14:w="0" w14:cap="flat" w14:cmpd="sng" w14:algn="ctr">
+            <w14:noFill/>
+            <w14:prstDash w14:val="solid"/>
+            <w14:round/>
+          </w14:textOutline>
+        </w:rPr>
+        <w:t>:</w:t>
+      </w:r>
+      <w:r>
+        <w:rPr>
+          <w:rFonts w:ascii="Times New Roman" w:hAnsi="Times New Roman" w:cs="Times New Roman"/>
+          <w:sz w:val="24"/>
+          <w:szCs w:val="24"/>
+          <w14:reflection w14:blurRad="6350" w14:stA="53000" w14:stPos="0" w14:endA="300" w14:endPos="35500" w14:dist="0" w14:dir="5400000" w14:fadeDir="5400000" w14:sx="100000" w14:sy="-90000" w14:kx="0" w14:ky="0" w14:algn="bl"/>
+          <w14:textOutline w14:w="0" w14:cap="flat" w14:cmpd="sng" w14:algn="ctr">
+            <w14:noFill/>
+            <w14:prstDash w14:val="solid"/>
+            <w14:round/>
+          </w14:textOutline>
         </w:rPr>
         <w:t> </w:t>
       </w:r>
-      <w:hyperlink r:id="rId5" w:history="1">
-        <w:r>
-          <w:rPr>
-            <w:rStyle w:val="Kpr"/>
-            <w:rFonts w:ascii="Times New Roman" w:hAnsi="Times New Roman" w:cs="Times New Roman"/>
-            <w:sz w:val="24"/>
-            <w:szCs w:val="24"/>
-          </w:rPr>
-          <w:t>https://github.com/BatoulAlothman/Kriptoloji-Proje.git</w:t>
-        </w:r>
-      </w:hyperlink>
+      <w:r>
+        <w:rPr>
+          <w:color w:val="4472C4" w:themeColor="accent1"/>
+          <w:u w:val="single"/>
+          <w14:shadow w14:blurRad="38100" w14:dist="25400" w14:dir="5400000" w14:sx="100000" w14:sy="100000" w14:kx="0" w14:ky="0" w14:algn="ctr">
+            <w14:srgbClr w14:val="6E747A">
+              <w14:alpha w14:val="57000"/>
+            </w14:srgbClr>
+          </w14:shadow>
+          <w14:textOutline w14:w="0" w14:cap="flat" w14:cmpd="sng" w14:algn="ctr">
+            <w14:noFill/>
+            <w14:prstDash w14:val="solid"/>
+            <w14:round/>
+          </w14:textOutline>
+        </w:rPr>
+        <w:t>https://github.com/BatoulAlothman/crypto-algorithm-analyzer.git</w:t>
+      </w:r>
     </w:p>
     <w:p>
       <w:pPr>
@@ -761,7 +788,6 @@
           <w:sz w:val="24"/>
           <w:szCs w:val="24"/>
         </w:rPr>
-        <w:lastRenderedPageBreak/>
         <w:t xml:space="preserve">2.3 </w:t>
       </w:r>
       <w:proofErr w:type="spellStart"/>
@@ -2124,6 +2150,7 @@
           <w:sz w:val="24"/>
           <w:szCs w:val="24"/>
         </w:rPr>
+        <w:lastRenderedPageBreak/>
         <w:t xml:space="preserve">Her </w:t>
       </w:r>
       <w:proofErr w:type="spellStart"/>
@@ -2180,7 +2207,6 @@
           <w:sz w:val="24"/>
           <w:szCs w:val="24"/>
         </w:rPr>
-        <w:lastRenderedPageBreak/>
         <w:t>Frontend</w:t>
       </w:r>
       <w:proofErr w:type="spellEnd"/>
@@ -2849,7 +2875,7 @@
                     <pic:cNvPicPr/>
                   </pic:nvPicPr>
                   <pic:blipFill>
-                    <a:blip r:embed="rId6"/>
+                    <a:blip r:embed="rId5"/>
                     <a:stretch>
                       <a:fillRect/>
                     </a:stretch>
@@ -2908,7 +2934,6 @@
           <w:sz w:val="24"/>
           <w:szCs w:val="24"/>
         </w:rPr>
-        <w:lastRenderedPageBreak/>
         <w:t>4.2 S-DES ve 3-S-DES</w:t>
       </w:r>
     </w:p>
@@ -3110,7 +3135,7 @@
                     <pic:cNvPicPr/>
                   </pic:nvPicPr>
                   <pic:blipFill>
-                    <a:blip r:embed="rId7"/>
+                    <a:blip r:embed="rId6"/>
                     <a:stretch>
                       <a:fillRect/>
                     </a:stretch>
@@ -3262,6 +3287,7 @@
           <w:sz w:val="24"/>
           <w:szCs w:val="24"/>
         </w:rPr>
+        <w:lastRenderedPageBreak/>
         <w:drawing>
           <wp:inline distT="0" distB="0" distL="0" distR="0" wp14:anchorId="5DA99581" wp14:editId="49C268A1">
             <wp:extent cx="5274310" cy="3389586"/>
@@ -3278,7 +3304,7 @@
                     <pic:cNvPicPr/>
                   </pic:nvPicPr>
                   <pic:blipFill>
-                    <a:blip r:embed="rId8"/>
+                    <a:blip r:embed="rId7"/>
                     <a:stretch>
                       <a:fillRect/>
                     </a:stretch>
@@ -3317,7 +3343,6 @@
           <w:sz w:val="24"/>
           <w:szCs w:val="24"/>
         </w:rPr>
-        <w:lastRenderedPageBreak/>
         <w:t>4.4 RBG ve İstatistiksel Testler</w:t>
       </w:r>
     </w:p>
@@ -3441,7 +3466,7 @@
                     <pic:cNvPicPr/>
                   </pic:nvPicPr>
                   <pic:blipFill>
-                    <a:blip r:embed="rId9"/>
+                    <a:blip r:embed="rId8"/>
                     <a:stretch>
                       <a:fillRect/>
                     </a:stretch>
@@ -3531,6 +3556,7 @@
           <w:sz w:val="24"/>
           <w:szCs w:val="24"/>
         </w:rPr>
+        <w:lastRenderedPageBreak/>
         <w:t>S-DES mimarisinin bit seviyesinde izlenebilir olması, algoritmanın mantıksal akışını (</w:t>
       </w:r>
       <w:proofErr w:type="spellStart"/>
@@ -3837,7 +3863,6 @@
           <w:sz w:val="28"/>
           <w:szCs w:val="28"/>
         </w:rPr>
-        <w:lastRenderedPageBreak/>
         <w:t>7. Kaynakça</w:t>
       </w:r>
     </w:p>
@@ -4282,7 +4307,7 @@
         </w:rPr>
         <w:t> modülleri. </w:t>
       </w:r>
-      <w:hyperlink r:id="rId10" w:history="1">
+      <w:hyperlink r:id="rId9" w:history="1">
         <w:r>
           <w:rPr>
             <w:rStyle w:val="Kpr"/>

--- a/RAPOR.docx
+++ b/RAPOR.docx
@@ -128,17 +128,17 @@
           <w:rFonts w:ascii="Times New Roman" w:hAnsi="Times New Roman" w:cs="Times New Roman"/>
           <w:b/>
           <w:bCs/>
-          <w:sz w:val="28"/>
-          <w:szCs w:val="28"/>
-        </w:rPr>
-      </w:pPr>
-      <w:r>
-        <w:rPr>
-          <w:rFonts w:ascii="Times New Roman" w:hAnsi="Times New Roman" w:cs="Times New Roman"/>
-          <w:b/>
-          <w:bCs/>
-          <w:sz w:val="28"/>
-          <w:szCs w:val="28"/>
+          <w:sz w:val="32"/>
+          <w:szCs w:val="32"/>
+        </w:rPr>
+      </w:pPr>
+      <w:r>
+        <w:rPr>
+          <w:rFonts w:ascii="Times New Roman" w:hAnsi="Times New Roman" w:cs="Times New Roman"/>
+          <w:b/>
+          <w:bCs/>
+          <w:sz w:val="32"/>
+          <w:szCs w:val="32"/>
         </w:rPr>
         <w:t>1. Giriş</w:t>
       </w:r>
@@ -216,28 +216,19 @@
       <w:pPr>
         <w:rPr>
           <w:rFonts w:ascii="Times New Roman" w:hAnsi="Times New Roman" w:cs="Times New Roman"/>
-          <w:sz w:val="24"/>
-          <w:szCs w:val="24"/>
-        </w:rPr>
-      </w:pPr>
-    </w:p>
-    <w:p>
-      <w:pPr>
-        <w:rPr>
-          <w:rFonts w:ascii="Times New Roman" w:hAnsi="Times New Roman" w:cs="Times New Roman"/>
-          <w:b/>
-          <w:bCs/>
-          <w:sz w:val="28"/>
-          <w:szCs w:val="28"/>
-        </w:rPr>
-      </w:pPr>
-      <w:r>
-        <w:rPr>
-          <w:rFonts w:ascii="Times New Roman" w:hAnsi="Times New Roman" w:cs="Times New Roman"/>
-          <w:b/>
-          <w:bCs/>
-          <w:sz w:val="28"/>
-          <w:szCs w:val="28"/>
+          <w:b/>
+          <w:bCs/>
+          <w:sz w:val="32"/>
+          <w:szCs w:val="32"/>
+        </w:rPr>
+      </w:pPr>
+      <w:r>
+        <w:rPr>
+          <w:rFonts w:ascii="Times New Roman" w:hAnsi="Times New Roman" w:cs="Times New Roman"/>
+          <w:b/>
+          <w:bCs/>
+          <w:sz w:val="32"/>
+          <w:szCs w:val="32"/>
         </w:rPr>
         <w:t>2. Arka Plan ve Teorik Temeller</w:t>
       </w:r>
@@ -272,14 +263,26 @@
         </w:rPr>
       </w:pPr>
       <w:r>
-        <w:rPr>
-          <w:rFonts w:ascii="Times New Roman" w:hAnsi="Times New Roman" w:cs="Times New Roman"/>
-          <w:b/>
-          <w:bCs/>
-          <w:sz w:val="24"/>
-          <w:szCs w:val="24"/>
-        </w:rPr>
-        <w:t xml:space="preserve">DES (Data </w:t>
+        <w:t>DES (Data Encryption Standard) ve türevleri olan 2-DES ve 3-DES, Feistel ağı mimarisine dayalı klasik şifrelerdir. DES 64-bit blok ve 56-bit anahtar kullanır; ancak kısa anahtar uzunluğu nedeniyle günümüzde güvensiz kabul edilmektedir. 2-DES (Double DES), iki farklı anahtar kullanarak art arda şifreleme (Encrypt-Encrypt) yapar ancak 'Meet-in-the-Middle' (Ortadan Dalma) saldırısına karşı zayıf olduğundan pratikte kullanılmaz. Bu zafiyeti gidermek için tasarlanan 3-DES ise EDE (Şifreleme-Deşifreleme-Şifreleme) yapısıyla etkin anahtar uzunluğunu güvenli bir seviyeye çıkarır. Projede gerçek 64-bit DES'e alternatif olarak adım adım izlenmesi daha kolay olan 8-bit S-DES kullanılmış; 2-DES ve 3-DES'in çalışma prensipleri bu yapı üzerinden karşılaştırmalı olarak simüle edilmiştir.</w:t>
+      </w:r>
+    </w:p>
+    <w:p>
+      <w:pPr>
+        <w:rPr>
+          <w:rFonts w:ascii="Times New Roman" w:hAnsi="Times New Roman" w:cs="Times New Roman"/>
+          <w:sz w:val="24"/>
+          <w:szCs w:val="24"/>
+        </w:rPr>
+      </w:pPr>
+      <w:r>
+        <w:rPr>
+          <w:rFonts w:ascii="Times New Roman" w:hAnsi="Times New Roman" w:cs="Times New Roman"/>
+          <w:b/>
+          <w:bCs/>
+          <w:sz w:val="24"/>
+          <w:szCs w:val="24"/>
+        </w:rPr>
+        <w:t xml:space="preserve">AES (Advanced </w:t>
       </w:r>
       <w:proofErr w:type="spellStart"/>
       <w:r>
@@ -309,24 +312,6 @@
           <w:sz w:val="24"/>
           <w:szCs w:val="24"/>
         </w:rPr>
-        <w:t> ve türevi olan </w:t>
-      </w:r>
-      <w:r>
-        <w:rPr>
-          <w:rFonts w:ascii="Times New Roman" w:hAnsi="Times New Roman" w:cs="Times New Roman"/>
-          <w:b/>
-          <w:bCs/>
-          <w:sz w:val="24"/>
-          <w:szCs w:val="24"/>
-        </w:rPr>
-        <w:t>3-DES</w:t>
-      </w:r>
-      <w:r>
-        <w:rPr>
-          <w:rFonts w:ascii="Times New Roman" w:hAnsi="Times New Roman" w:cs="Times New Roman"/>
-          <w:sz w:val="24"/>
-          <w:szCs w:val="24"/>
-        </w:rPr>
         <w:t>, </w:t>
       </w:r>
       <w:proofErr w:type="spellStart"/>
@@ -345,100 +330,214 @@
           <w:sz w:val="24"/>
           <w:szCs w:val="24"/>
         </w:rPr>
-        <w:t xml:space="preserve"> ağı mimarisine dayalı klasik şifrelerdir. DES 64-bit blok ve 56-bit anahtar kullanır; ancak kısa anahtar uzunluğu nedeniyle günümüzde güvensiz kabul edilmektedir. 3-DES ise EDE (Şifreleme-Deşifreleme-Şifreleme) yapısıyla iki farklı anahtar kullanarak etkin anahtar uzunluğunu artırır. Projede gerçek 64-bit </w:t>
-      </w:r>
-      <w:proofErr w:type="spellStart"/>
-      <w:r>
-        <w:rPr>
-          <w:rFonts w:ascii="Times New Roman" w:hAnsi="Times New Roman" w:cs="Times New Roman"/>
-          <w:sz w:val="24"/>
-          <w:szCs w:val="24"/>
-        </w:rPr>
-        <w:t>DES'e</w:t>
-      </w:r>
-      <w:proofErr w:type="spellEnd"/>
-      <w:r>
-        <w:rPr>
-          <w:rFonts w:ascii="Times New Roman" w:hAnsi="Times New Roman" w:cs="Times New Roman"/>
-          <w:sz w:val="24"/>
-          <w:szCs w:val="24"/>
-        </w:rPr>
-        <w:t xml:space="preserve"> alternatif olarak adım adım izlenmesi daha kolay olan </w:t>
-      </w:r>
-      <w:r>
-        <w:rPr>
-          <w:rFonts w:ascii="Times New Roman" w:hAnsi="Times New Roman" w:cs="Times New Roman"/>
-          <w:sz w:val="24"/>
-          <w:szCs w:val="24"/>
-        </w:rPr>
-        <w:t>8-bit S-DES</w:t>
-      </w:r>
-      <w:r>
-        <w:rPr>
-          <w:rFonts w:ascii="Times New Roman" w:hAnsi="Times New Roman" w:cs="Times New Roman"/>
-          <w:sz w:val="24"/>
-          <w:szCs w:val="24"/>
-        </w:rPr>
-        <w:t xml:space="preserve"> kullanılmıştır; aynı </w:t>
-      </w:r>
-      <w:proofErr w:type="spellStart"/>
-      <w:r>
-        <w:rPr>
-          <w:rFonts w:ascii="Times New Roman" w:hAnsi="Times New Roman" w:cs="Times New Roman"/>
-          <w:sz w:val="24"/>
-          <w:szCs w:val="24"/>
-        </w:rPr>
-        <w:t>Feistel</w:t>
-      </w:r>
-      <w:proofErr w:type="spellEnd"/>
-      <w:r>
-        <w:rPr>
-          <w:rFonts w:ascii="Times New Roman" w:hAnsi="Times New Roman" w:cs="Times New Roman"/>
-          <w:sz w:val="24"/>
-          <w:szCs w:val="24"/>
-        </w:rPr>
-        <w:t xml:space="preserve"> yapısını daha küçük ölçekte sergiler.</w:t>
-      </w:r>
-    </w:p>
-    <w:p>
-      <w:pPr>
-        <w:rPr>
-          <w:rFonts w:ascii="Times New Roman" w:hAnsi="Times New Roman" w:cs="Times New Roman"/>
-          <w:sz w:val="24"/>
-          <w:szCs w:val="24"/>
-        </w:rPr>
-      </w:pPr>
-      <w:r>
-        <w:rPr>
-          <w:rFonts w:ascii="Times New Roman" w:hAnsi="Times New Roman" w:cs="Times New Roman"/>
-          <w:b/>
-          <w:bCs/>
-          <w:sz w:val="24"/>
-          <w:szCs w:val="24"/>
-        </w:rPr>
-        <w:t xml:space="preserve">AES (Advanced </w:t>
-      </w:r>
-      <w:proofErr w:type="spellStart"/>
-      <w:r>
-        <w:rPr>
-          <w:rFonts w:ascii="Times New Roman" w:hAnsi="Times New Roman" w:cs="Times New Roman"/>
-          <w:b/>
-          <w:bCs/>
-          <w:sz w:val="24"/>
-          <w:szCs w:val="24"/>
-        </w:rPr>
-        <w:t>Encryption</w:t>
-      </w:r>
-      <w:proofErr w:type="spellEnd"/>
-      <w:r>
-        <w:rPr>
-          <w:rFonts w:ascii="Times New Roman" w:hAnsi="Times New Roman" w:cs="Times New Roman"/>
-          <w:b/>
-          <w:bCs/>
-          <w:sz w:val="24"/>
-          <w:szCs w:val="24"/>
-        </w:rPr>
-        <w:t xml:space="preserve"> Standard)</w:t>
+        <w:t xml:space="preserve"> yerine </w:t>
+      </w:r>
+      <w:r>
+        <w:rPr>
+          <w:rFonts w:ascii="Times New Roman" w:hAnsi="Times New Roman" w:cs="Times New Roman"/>
+          <w:sz w:val="24"/>
+          <w:szCs w:val="24"/>
+        </w:rPr>
+        <w:t>SP Ağı (</w:t>
+      </w:r>
+      <w:proofErr w:type="spellStart"/>
+      <w:r>
+        <w:rPr>
+          <w:rFonts w:ascii="Times New Roman" w:hAnsi="Times New Roman" w:cs="Times New Roman"/>
+          <w:sz w:val="24"/>
+          <w:szCs w:val="24"/>
+        </w:rPr>
+        <w:t>Substitution-Permutation</w:t>
+      </w:r>
+      <w:proofErr w:type="spellEnd"/>
+      <w:r>
+        <w:rPr>
+          <w:rFonts w:ascii="Times New Roman" w:hAnsi="Times New Roman" w:cs="Times New Roman"/>
+          <w:sz w:val="24"/>
+          <w:szCs w:val="24"/>
+        </w:rPr>
+        <w:t>)</w:t>
+      </w:r>
+      <w:r>
+        <w:rPr>
+          <w:rFonts w:ascii="Times New Roman" w:hAnsi="Times New Roman" w:cs="Times New Roman"/>
+          <w:sz w:val="24"/>
+          <w:szCs w:val="24"/>
+        </w:rPr>
+        <w:t> kullanan modern bir blok şifredir. 128-bit blok ve 128/192/256-bit anahtar seçenekleri sunar. Projede </w:t>
+      </w:r>
+      <w:r>
+        <w:rPr>
+          <w:rFonts w:ascii="Times New Roman" w:hAnsi="Times New Roman" w:cs="Times New Roman"/>
+          <w:sz w:val="24"/>
+          <w:szCs w:val="24"/>
+        </w:rPr>
+        <w:t>AES-128</w:t>
+      </w:r>
+      <w:r>
+        <w:rPr>
+          <w:rFonts w:ascii="Times New Roman" w:hAnsi="Times New Roman" w:cs="Times New Roman"/>
+          <w:sz w:val="24"/>
+          <w:szCs w:val="24"/>
+        </w:rPr>
+        <w:t xml:space="preserve"> sıfırdan </w:t>
+      </w:r>
+      <w:proofErr w:type="spellStart"/>
+      <w:r>
+        <w:rPr>
+          <w:rFonts w:ascii="Times New Roman" w:hAnsi="Times New Roman" w:cs="Times New Roman"/>
+          <w:sz w:val="24"/>
+          <w:szCs w:val="24"/>
+        </w:rPr>
+        <w:t>implement</w:t>
+      </w:r>
+      <w:proofErr w:type="spellEnd"/>
+      <w:r>
+        <w:rPr>
+          <w:rFonts w:ascii="Times New Roman" w:hAnsi="Times New Roman" w:cs="Times New Roman"/>
+          <w:sz w:val="24"/>
+          <w:szCs w:val="24"/>
+        </w:rPr>
+        <w:t xml:space="preserve"> edilmiş ve 10 </w:t>
+      </w:r>
+      <w:proofErr w:type="spellStart"/>
+      <w:r>
+        <w:rPr>
+          <w:rFonts w:ascii="Times New Roman" w:hAnsi="Times New Roman" w:cs="Times New Roman"/>
+          <w:sz w:val="24"/>
+          <w:szCs w:val="24"/>
+        </w:rPr>
+        <w:t>round'ın</w:t>
+      </w:r>
+      <w:proofErr w:type="spellEnd"/>
+      <w:r>
+        <w:rPr>
+          <w:rFonts w:ascii="Times New Roman" w:hAnsi="Times New Roman" w:cs="Times New Roman"/>
+          <w:sz w:val="24"/>
+          <w:szCs w:val="24"/>
+        </w:rPr>
+        <w:t xml:space="preserve"> tamamı görselleştirilmiştir.</w:t>
+      </w:r>
+    </w:p>
+    <w:p>
+      <w:pPr>
+        <w:rPr>
+          <w:rFonts w:ascii="Times New Roman" w:hAnsi="Times New Roman" w:cs="Times New Roman"/>
+          <w:b/>
+          <w:bCs/>
+          <w:sz w:val="24"/>
+          <w:szCs w:val="24"/>
+        </w:rPr>
+      </w:pPr>
+      <w:r>
+        <w:rPr>
+          <w:rFonts w:ascii="Times New Roman" w:hAnsi="Times New Roman" w:cs="Times New Roman"/>
+          <w:b/>
+          <w:bCs/>
+          <w:sz w:val="24"/>
+          <w:szCs w:val="24"/>
+        </w:rPr>
+        <w:t xml:space="preserve">2.2 </w:t>
+      </w:r>
+      <w:proofErr w:type="spellStart"/>
+      <w:r>
+        <w:rPr>
+          <w:rFonts w:ascii="Times New Roman" w:hAnsi="Times New Roman" w:cs="Times New Roman"/>
+          <w:b/>
+          <w:bCs/>
+          <w:sz w:val="24"/>
+          <w:szCs w:val="24"/>
+        </w:rPr>
+        <w:t>Galois</w:t>
+      </w:r>
+      <w:proofErr w:type="spellEnd"/>
+      <w:r>
+        <w:rPr>
+          <w:rFonts w:ascii="Times New Roman" w:hAnsi="Times New Roman" w:cs="Times New Roman"/>
+          <w:b/>
+          <w:bCs/>
+          <w:sz w:val="24"/>
+          <w:szCs w:val="24"/>
+        </w:rPr>
+        <w:t xml:space="preserve"> Alanları (GF (2^8))</w:t>
+      </w:r>
+    </w:p>
+    <w:p>
+      <w:pPr>
+        <w:rPr>
+          <w:rFonts w:ascii="Times New Roman" w:hAnsi="Times New Roman" w:cs="Times New Roman"/>
+          <w:sz w:val="24"/>
+          <w:szCs w:val="24"/>
+        </w:rPr>
+      </w:pPr>
+      <w:r>
+        <w:t xml:space="preserve">AES'teki SubBytes ve MixColumns adımları, GF (2^8) sonlu alan matematiğine dayanmaktadır. Bu alanda her eleman 8-bitlik bir polinomu temsil eder; toplama XOR'a, çarpma ise x^8 + x^4 + x^3 + x + 1 irreducible polinomu modülüne göre polinom çarpmasına karşılık gelir. Projede bu soyut matematiksel kavramları daha iyi kavramak için Galois Alanı işlemlerine ayrılmış özel bir görselleştirme paneli bulunmaktadır. Bu panel sayesinde kullanıcılar, iki eleman üzerinde toplama (XOR), çarpma (Peasant Multiplication) ve ters alma </w:t>
+      </w:r>
+      <w:r>
+        <w:lastRenderedPageBreak/>
+        <w:t>(Fermat'ın Küçük Teoremi kullanılarak) işlemlerini polinom ve binary düzeyde adım adım inceleyebilmektedir.</w:t>
+      </w:r>
+    </w:p>
+    <w:p>
+      <w:pPr>
+        <w:rPr>
+          <w:rFonts w:ascii="Times New Roman" w:hAnsi="Times New Roman" w:cs="Times New Roman"/>
+          <w:b/>
+          <w:bCs/>
+          <w:sz w:val="24"/>
+          <w:szCs w:val="24"/>
+        </w:rPr>
+      </w:pPr>
+      <w:r>
+        <w:rPr>
+          <w:rFonts w:ascii="Times New Roman" w:hAnsi="Times New Roman" w:cs="Times New Roman"/>
+          <w:b/>
+          <w:bCs/>
+          <w:sz w:val="24"/>
+          <w:szCs w:val="24"/>
+        </w:rPr>
+        <w:t xml:space="preserve">2.3 </w:t>
+      </w:r>
+      <w:proofErr w:type="spellStart"/>
+      <w:r>
+        <w:rPr>
+          <w:rFonts w:ascii="Times New Roman" w:hAnsi="Times New Roman" w:cs="Times New Roman"/>
+          <w:b/>
+          <w:bCs/>
+          <w:sz w:val="24"/>
+          <w:szCs w:val="24"/>
+        </w:rPr>
+        <w:t>Hash</w:t>
+      </w:r>
+      <w:proofErr w:type="spellEnd"/>
+      <w:r>
+        <w:rPr>
+          <w:rFonts w:ascii="Times New Roman" w:hAnsi="Times New Roman" w:cs="Times New Roman"/>
+          <w:b/>
+          <w:bCs/>
+          <w:sz w:val="24"/>
+          <w:szCs w:val="24"/>
+        </w:rPr>
+        <w:t xml:space="preserve"> Fonksiyonları ve MAC</w:t>
+      </w:r>
+    </w:p>
+    <w:p>
+      <w:pPr>
+        <w:rPr>
+          <w:rFonts w:ascii="Times New Roman" w:hAnsi="Times New Roman" w:cs="Times New Roman"/>
+          <w:sz w:val="24"/>
+          <w:szCs w:val="24"/>
+        </w:rPr>
+      </w:pPr>
+      <w:r>
+        <w:rPr>
+          <w:rFonts w:ascii="Times New Roman" w:hAnsi="Times New Roman" w:cs="Times New Roman"/>
+          <w:b/>
+          <w:bCs/>
+          <w:sz w:val="24"/>
+          <w:szCs w:val="24"/>
+        </w:rPr>
+        <w:t>SHA-256</w:t>
       </w:r>
       <w:r>
         <w:rPr>
@@ -455,397 +554,6 @@
           <w:sz w:val="24"/>
           <w:szCs w:val="24"/>
         </w:rPr>
-        <w:t>Feistel</w:t>
-      </w:r>
-      <w:proofErr w:type="spellEnd"/>
-      <w:r>
-        <w:rPr>
-          <w:rFonts w:ascii="Times New Roman" w:hAnsi="Times New Roman" w:cs="Times New Roman"/>
-          <w:sz w:val="24"/>
-          <w:szCs w:val="24"/>
-        </w:rPr>
-        <w:t xml:space="preserve"> yerine </w:t>
-      </w:r>
-      <w:r>
-        <w:rPr>
-          <w:rFonts w:ascii="Times New Roman" w:hAnsi="Times New Roman" w:cs="Times New Roman"/>
-          <w:sz w:val="24"/>
-          <w:szCs w:val="24"/>
-        </w:rPr>
-        <w:t>SP Ağı (</w:t>
-      </w:r>
-      <w:proofErr w:type="spellStart"/>
-      <w:r>
-        <w:rPr>
-          <w:rFonts w:ascii="Times New Roman" w:hAnsi="Times New Roman" w:cs="Times New Roman"/>
-          <w:sz w:val="24"/>
-          <w:szCs w:val="24"/>
-        </w:rPr>
-        <w:t>Substitution-Permutation</w:t>
-      </w:r>
-      <w:proofErr w:type="spellEnd"/>
-      <w:r>
-        <w:rPr>
-          <w:rFonts w:ascii="Times New Roman" w:hAnsi="Times New Roman" w:cs="Times New Roman"/>
-          <w:sz w:val="24"/>
-          <w:szCs w:val="24"/>
-        </w:rPr>
-        <w:t>)</w:t>
-      </w:r>
-      <w:r>
-        <w:rPr>
-          <w:rFonts w:ascii="Times New Roman" w:hAnsi="Times New Roman" w:cs="Times New Roman"/>
-          <w:sz w:val="24"/>
-          <w:szCs w:val="24"/>
-        </w:rPr>
-        <w:t> kullanan modern bir blok şifredir. 128-bit blok ve 128/192/256-bit anahtar seçenekleri sunar. Projede </w:t>
-      </w:r>
-      <w:r>
-        <w:rPr>
-          <w:rFonts w:ascii="Times New Roman" w:hAnsi="Times New Roman" w:cs="Times New Roman"/>
-          <w:sz w:val="24"/>
-          <w:szCs w:val="24"/>
-        </w:rPr>
-        <w:t>AES-128</w:t>
-      </w:r>
-      <w:r>
-        <w:rPr>
-          <w:rFonts w:ascii="Times New Roman" w:hAnsi="Times New Roman" w:cs="Times New Roman"/>
-          <w:sz w:val="24"/>
-          <w:szCs w:val="24"/>
-        </w:rPr>
-        <w:t xml:space="preserve"> sıfırdan </w:t>
-      </w:r>
-      <w:proofErr w:type="spellStart"/>
-      <w:r>
-        <w:rPr>
-          <w:rFonts w:ascii="Times New Roman" w:hAnsi="Times New Roman" w:cs="Times New Roman"/>
-          <w:sz w:val="24"/>
-          <w:szCs w:val="24"/>
-        </w:rPr>
-        <w:t>implement</w:t>
-      </w:r>
-      <w:proofErr w:type="spellEnd"/>
-      <w:r>
-        <w:rPr>
-          <w:rFonts w:ascii="Times New Roman" w:hAnsi="Times New Roman" w:cs="Times New Roman"/>
-          <w:sz w:val="24"/>
-          <w:szCs w:val="24"/>
-        </w:rPr>
-        <w:t xml:space="preserve"> edilmiş ve 10 </w:t>
-      </w:r>
-      <w:proofErr w:type="spellStart"/>
-      <w:r>
-        <w:rPr>
-          <w:rFonts w:ascii="Times New Roman" w:hAnsi="Times New Roman" w:cs="Times New Roman"/>
-          <w:sz w:val="24"/>
-          <w:szCs w:val="24"/>
-        </w:rPr>
-        <w:t>round'ın</w:t>
-      </w:r>
-      <w:proofErr w:type="spellEnd"/>
-      <w:r>
-        <w:rPr>
-          <w:rFonts w:ascii="Times New Roman" w:hAnsi="Times New Roman" w:cs="Times New Roman"/>
-          <w:sz w:val="24"/>
-          <w:szCs w:val="24"/>
-        </w:rPr>
-        <w:t xml:space="preserve"> tamamı görselleştirilmiştir.</w:t>
-      </w:r>
-    </w:p>
-    <w:p>
-      <w:pPr>
-        <w:rPr>
-          <w:rFonts w:ascii="Times New Roman" w:hAnsi="Times New Roman" w:cs="Times New Roman"/>
-          <w:b/>
-          <w:bCs/>
-          <w:sz w:val="24"/>
-          <w:szCs w:val="24"/>
-        </w:rPr>
-      </w:pPr>
-      <w:r>
-        <w:rPr>
-          <w:rFonts w:ascii="Times New Roman" w:hAnsi="Times New Roman" w:cs="Times New Roman"/>
-          <w:b/>
-          <w:bCs/>
-          <w:sz w:val="24"/>
-          <w:szCs w:val="24"/>
-        </w:rPr>
-        <w:t xml:space="preserve">2.2 </w:t>
-      </w:r>
-      <w:proofErr w:type="spellStart"/>
-      <w:r>
-        <w:rPr>
-          <w:rFonts w:ascii="Times New Roman" w:hAnsi="Times New Roman" w:cs="Times New Roman"/>
-          <w:b/>
-          <w:bCs/>
-          <w:sz w:val="24"/>
-          <w:szCs w:val="24"/>
-        </w:rPr>
-        <w:t>Galois</w:t>
-      </w:r>
-      <w:proofErr w:type="spellEnd"/>
-      <w:r>
-        <w:rPr>
-          <w:rFonts w:ascii="Times New Roman" w:hAnsi="Times New Roman" w:cs="Times New Roman"/>
-          <w:b/>
-          <w:bCs/>
-          <w:sz w:val="24"/>
-          <w:szCs w:val="24"/>
-        </w:rPr>
-        <w:t xml:space="preserve"> Alanları (GF (2^8))</w:t>
-      </w:r>
-    </w:p>
-    <w:p>
-      <w:pPr>
-        <w:rPr>
-          <w:rFonts w:ascii="Times New Roman" w:hAnsi="Times New Roman" w:cs="Times New Roman"/>
-          <w:sz w:val="24"/>
-          <w:szCs w:val="24"/>
-        </w:rPr>
-      </w:pPr>
-      <w:proofErr w:type="spellStart"/>
-      <w:r>
-        <w:rPr>
-          <w:rFonts w:ascii="Times New Roman" w:hAnsi="Times New Roman" w:cs="Times New Roman"/>
-          <w:sz w:val="24"/>
-          <w:szCs w:val="24"/>
-        </w:rPr>
-        <w:t>AES'teki</w:t>
-      </w:r>
-      <w:proofErr w:type="spellEnd"/>
-      <w:r>
-        <w:rPr>
-          <w:rFonts w:ascii="Times New Roman" w:hAnsi="Times New Roman" w:cs="Times New Roman"/>
-          <w:sz w:val="24"/>
-          <w:szCs w:val="24"/>
-        </w:rPr>
-        <w:t> </w:t>
-      </w:r>
-      <w:proofErr w:type="spellStart"/>
-      <w:r>
-        <w:rPr>
-          <w:rFonts w:ascii="Times New Roman" w:hAnsi="Times New Roman" w:cs="Times New Roman"/>
-          <w:b/>
-          <w:bCs/>
-          <w:sz w:val="24"/>
-          <w:szCs w:val="24"/>
-        </w:rPr>
-        <w:t>SubBytes</w:t>
-      </w:r>
-      <w:proofErr w:type="spellEnd"/>
-      <w:r>
-        <w:rPr>
-          <w:rFonts w:ascii="Times New Roman" w:hAnsi="Times New Roman" w:cs="Times New Roman"/>
-          <w:sz w:val="24"/>
-          <w:szCs w:val="24"/>
-        </w:rPr>
-        <w:t> ve </w:t>
-      </w:r>
-      <w:proofErr w:type="spellStart"/>
-      <w:r>
-        <w:rPr>
-          <w:rFonts w:ascii="Times New Roman" w:hAnsi="Times New Roman" w:cs="Times New Roman"/>
-          <w:b/>
-          <w:bCs/>
-          <w:sz w:val="24"/>
-          <w:szCs w:val="24"/>
-        </w:rPr>
-        <w:t>MixColumns</w:t>
-      </w:r>
-      <w:proofErr w:type="spellEnd"/>
-      <w:r>
-        <w:rPr>
-          <w:rFonts w:ascii="Times New Roman" w:hAnsi="Times New Roman" w:cs="Times New Roman"/>
-          <w:sz w:val="24"/>
-          <w:szCs w:val="24"/>
-        </w:rPr>
-        <w:t> adımları, GF (2</w:t>
-      </w:r>
-      <w:r>
-        <w:rPr>
-          <w:rFonts w:ascii="Times New Roman" w:hAnsi="Times New Roman" w:cs="Times New Roman"/>
-          <w:sz w:val="24"/>
-          <w:szCs w:val="24"/>
-        </w:rPr>
-        <w:t>x</w:t>
-      </w:r>
-      <w:r>
-        <w:rPr>
-          <w:rFonts w:ascii="Times New Roman" w:hAnsi="Times New Roman" w:cs="Times New Roman"/>
-          <w:sz w:val="24"/>
-          <w:szCs w:val="24"/>
-        </w:rPr>
-        <w:t xml:space="preserve">^8) sonlu alan matematiğine dayanmaktadır. Bu alanda her eleman 8-bitlik bir polinomu temsil eder; toplama </w:t>
-      </w:r>
-      <w:proofErr w:type="spellStart"/>
-      <w:r>
-        <w:rPr>
-          <w:rFonts w:ascii="Times New Roman" w:hAnsi="Times New Roman" w:cs="Times New Roman"/>
-          <w:sz w:val="24"/>
-          <w:szCs w:val="24"/>
-        </w:rPr>
-        <w:t>XOR'a</w:t>
-      </w:r>
-      <w:proofErr w:type="spellEnd"/>
-      <w:r>
-        <w:rPr>
-          <w:rFonts w:ascii="Times New Roman" w:hAnsi="Times New Roman" w:cs="Times New Roman"/>
-          <w:sz w:val="24"/>
-          <w:szCs w:val="24"/>
-        </w:rPr>
-        <w:t>, çarpma ise x^8 + x^4 + x^3 + x + 1 </w:t>
-      </w:r>
-      <w:proofErr w:type="spellStart"/>
-      <w:r>
-        <w:rPr>
-          <w:rFonts w:ascii="Times New Roman" w:hAnsi="Times New Roman" w:cs="Times New Roman"/>
-          <w:sz w:val="24"/>
-          <w:szCs w:val="24"/>
-        </w:rPr>
-        <w:t>irreducible</w:t>
-      </w:r>
-      <w:proofErr w:type="spellEnd"/>
-      <w:r>
-        <w:rPr>
-          <w:rFonts w:ascii="Times New Roman" w:hAnsi="Times New Roman" w:cs="Times New Roman"/>
-          <w:sz w:val="24"/>
-          <w:szCs w:val="24"/>
-        </w:rPr>
-        <w:t xml:space="preserve"> polinomu modülüne göre polinom çarpmasına karşılık gelir. aes_core.py dosyasındaki </w:t>
-      </w:r>
-      <w:proofErr w:type="spellStart"/>
-      <w:r>
-        <w:rPr>
-          <w:rFonts w:ascii="Times New Roman" w:hAnsi="Times New Roman" w:cs="Times New Roman"/>
-          <w:sz w:val="24"/>
-          <w:szCs w:val="24"/>
-        </w:rPr>
-        <w:t>GaloisField</w:t>
-      </w:r>
-      <w:proofErr w:type="spellEnd"/>
-      <w:r>
-        <w:rPr>
-          <w:rFonts w:ascii="Times New Roman" w:hAnsi="Times New Roman" w:cs="Times New Roman"/>
-          <w:sz w:val="24"/>
-          <w:szCs w:val="24"/>
-        </w:rPr>
-        <w:t xml:space="preserve"> sınıfı bu aritmetiği kütüphane bağımlılığı olmadan </w:t>
-      </w:r>
-      <w:proofErr w:type="spellStart"/>
-      <w:r>
-        <w:rPr>
-          <w:rFonts w:ascii="Times New Roman" w:hAnsi="Times New Roman" w:cs="Times New Roman"/>
-          <w:sz w:val="24"/>
-          <w:szCs w:val="24"/>
-        </w:rPr>
-        <w:t>implement</w:t>
-      </w:r>
-      <w:proofErr w:type="spellEnd"/>
-      <w:r>
-        <w:rPr>
-          <w:rFonts w:ascii="Times New Roman" w:hAnsi="Times New Roman" w:cs="Times New Roman"/>
-          <w:sz w:val="24"/>
-          <w:szCs w:val="24"/>
-        </w:rPr>
-        <w:t xml:space="preserve"> etmektedir.</w:t>
-      </w:r>
-    </w:p>
-    <w:p>
-      <w:pPr>
-        <w:rPr>
-          <w:rFonts w:ascii="Times New Roman" w:hAnsi="Times New Roman" w:cs="Times New Roman"/>
-          <w:sz w:val="24"/>
-          <w:szCs w:val="24"/>
-          <w:rtl/>
-        </w:rPr>
-      </w:pPr>
-    </w:p>
-    <w:p>
-      <w:pPr>
-        <w:rPr>
-          <w:rFonts w:ascii="Times New Roman" w:hAnsi="Times New Roman" w:cs="Times New Roman"/>
-          <w:sz w:val="24"/>
-          <w:szCs w:val="24"/>
-        </w:rPr>
-      </w:pPr>
-    </w:p>
-    <w:p>
-      <w:pPr>
-        <w:rPr>
-          <w:rFonts w:ascii="Times New Roman" w:hAnsi="Times New Roman" w:cs="Times New Roman"/>
-          <w:b/>
-          <w:bCs/>
-          <w:sz w:val="24"/>
-          <w:szCs w:val="24"/>
-        </w:rPr>
-      </w:pPr>
-      <w:r>
-        <w:rPr>
-          <w:rFonts w:ascii="Times New Roman" w:hAnsi="Times New Roman" w:cs="Times New Roman"/>
-          <w:b/>
-          <w:bCs/>
-          <w:sz w:val="24"/>
-          <w:szCs w:val="24"/>
-        </w:rPr>
-        <w:t xml:space="preserve">2.3 </w:t>
-      </w:r>
-      <w:proofErr w:type="spellStart"/>
-      <w:r>
-        <w:rPr>
-          <w:rFonts w:ascii="Times New Roman" w:hAnsi="Times New Roman" w:cs="Times New Roman"/>
-          <w:b/>
-          <w:bCs/>
-          <w:sz w:val="24"/>
-          <w:szCs w:val="24"/>
-        </w:rPr>
-        <w:t>Hash</w:t>
-      </w:r>
-      <w:proofErr w:type="spellEnd"/>
-      <w:r>
-        <w:rPr>
-          <w:rFonts w:ascii="Times New Roman" w:hAnsi="Times New Roman" w:cs="Times New Roman"/>
-          <w:b/>
-          <w:bCs/>
-          <w:sz w:val="24"/>
-          <w:szCs w:val="24"/>
-        </w:rPr>
-        <w:t xml:space="preserve"> Fonksiyonları ve MAC</w:t>
-      </w:r>
-    </w:p>
-    <w:p>
-      <w:pPr>
-        <w:rPr>
-          <w:rFonts w:ascii="Times New Roman" w:hAnsi="Times New Roman" w:cs="Times New Roman"/>
-          <w:sz w:val="24"/>
-          <w:szCs w:val="24"/>
-        </w:rPr>
-      </w:pPr>
-      <w:r>
-        <w:rPr>
-          <w:rFonts w:ascii="Times New Roman" w:hAnsi="Times New Roman" w:cs="Times New Roman"/>
-          <w:b/>
-          <w:bCs/>
-          <w:sz w:val="24"/>
-          <w:szCs w:val="24"/>
-        </w:rPr>
-        <w:t>SHA-256</w:t>
-      </w:r>
-      <w:r>
-        <w:rPr>
-          <w:rFonts w:ascii="Times New Roman" w:hAnsi="Times New Roman" w:cs="Times New Roman"/>
-          <w:sz w:val="24"/>
-          <w:szCs w:val="24"/>
-        </w:rPr>
-        <w:t>, </w:t>
-      </w:r>
-      <w:proofErr w:type="spellStart"/>
-      <w:r>
-        <w:rPr>
-          <w:rFonts w:ascii="Times New Roman" w:hAnsi="Times New Roman" w:cs="Times New Roman"/>
-          <w:sz w:val="24"/>
-          <w:szCs w:val="24"/>
-        </w:rPr>
         <w:t>Merkle-Damgård</w:t>
       </w:r>
       <w:proofErr w:type="spellEnd"/>
@@ -1288,28 +996,19 @@
       <w:pPr>
         <w:rPr>
           <w:rFonts w:ascii="Times New Roman" w:hAnsi="Times New Roman" w:cs="Times New Roman"/>
-          <w:sz w:val="24"/>
-          <w:szCs w:val="24"/>
-        </w:rPr>
-      </w:pPr>
-    </w:p>
-    <w:p>
-      <w:pPr>
-        <w:rPr>
-          <w:rFonts w:ascii="Times New Roman" w:hAnsi="Times New Roman" w:cs="Times New Roman"/>
-          <w:b/>
-          <w:bCs/>
-          <w:sz w:val="28"/>
-          <w:szCs w:val="28"/>
-        </w:rPr>
-      </w:pPr>
-      <w:r>
-        <w:rPr>
-          <w:rFonts w:ascii="Times New Roman" w:hAnsi="Times New Roman" w:cs="Times New Roman"/>
-          <w:b/>
-          <w:bCs/>
-          <w:sz w:val="28"/>
-          <w:szCs w:val="28"/>
+          <w:b/>
+          <w:bCs/>
+          <w:sz w:val="32"/>
+          <w:szCs w:val="32"/>
+        </w:rPr>
+      </w:pPr>
+      <w:r>
+        <w:rPr>
+          <w:rFonts w:ascii="Times New Roman" w:hAnsi="Times New Roman" w:cs="Times New Roman"/>
+          <w:b/>
+          <w:bCs/>
+          <w:sz w:val="32"/>
+          <w:szCs w:val="32"/>
         </w:rPr>
         <w:t>3. Sistem Tasarımı</w:t>
       </w:r>
@@ -1840,48 +1539,7 @@
         </w:rPr>
       </w:pPr>
       <w:r>
-        <w:rPr>
-          <w:rFonts w:ascii="Times New Roman" w:hAnsi="Times New Roman" w:cs="Times New Roman"/>
-          <w:sz w:val="24"/>
-          <w:szCs w:val="24"/>
-        </w:rPr>
-        <w:t>aes_core.py: AES-128 sıfırdan yazılmış. </w:t>
-      </w:r>
-      <w:proofErr w:type="spellStart"/>
-      <w:r>
-        <w:rPr>
-          <w:rFonts w:ascii="Times New Roman" w:hAnsi="Times New Roman" w:cs="Times New Roman"/>
-          <w:sz w:val="24"/>
-          <w:szCs w:val="24"/>
-        </w:rPr>
-        <w:t>GaloisField</w:t>
-      </w:r>
-      <w:proofErr w:type="spellEnd"/>
-      <w:r>
-        <w:rPr>
-          <w:rFonts w:ascii="Times New Roman" w:hAnsi="Times New Roman" w:cs="Times New Roman"/>
-          <w:sz w:val="24"/>
-          <w:szCs w:val="24"/>
-        </w:rPr>
-        <w:t>, </w:t>
-      </w:r>
-      <w:proofErr w:type="spellStart"/>
-      <w:r>
-        <w:rPr>
-          <w:rFonts w:ascii="Times New Roman" w:hAnsi="Times New Roman" w:cs="Times New Roman"/>
-          <w:sz w:val="24"/>
-          <w:szCs w:val="24"/>
-        </w:rPr>
-        <w:t>AESVisualizer</w:t>
-      </w:r>
-      <w:proofErr w:type="spellEnd"/>
-      <w:r>
-        <w:rPr>
-          <w:rFonts w:ascii="Times New Roman" w:hAnsi="Times New Roman" w:cs="Times New Roman"/>
-          <w:sz w:val="24"/>
-          <w:szCs w:val="24"/>
-        </w:rPr>
-        <w:t> sınıfları.</w:t>
+        <w:t>aes_core.py: AES-128 sıfırdan yazılmış. AESVisualizer sınıfı.</w:t>
       </w:r>
     </w:p>
     <w:p>
@@ -1894,12 +1552,11 @@
         </w:rPr>
       </w:pPr>
       <w:r>
-        <w:rPr>
-          <w:rFonts w:ascii="Times New Roman" w:hAnsi="Times New Roman" w:cs="Times New Roman"/>
-          <w:sz w:val="24"/>
-          <w:szCs w:val="24"/>
-        </w:rPr>
-        <w:t>des_core.py: S-DES ve Triple S-DES sınıfları.</w:t>
+        <w:t>des_core.py: S-DES, Double S-DES (2-DES) ve Triple S-DES (3-DES) sınıfları.</w:t>
+      </w:r>
+      <w:r>
+        <w:br/>
+        <w:t>galois_core.py: Galois Alanları (GF(2^8)) aritmetiğini detaylı izleyen GaloisFieldVisualizer sınıfı.</w:t>
       </w:r>
     </w:p>
     <w:p>
@@ -1948,209 +1605,24 @@
         </w:rPr>
       </w:pPr>
       <w:r>
-        <w:rPr>
-          <w:rFonts w:ascii="Times New Roman" w:hAnsi="Times New Roman" w:cs="Times New Roman"/>
-          <w:sz w:val="24"/>
-          <w:szCs w:val="24"/>
-        </w:rPr>
-        <w:t xml:space="preserve">app.py: </w:t>
-      </w:r>
-      <w:proofErr w:type="spellStart"/>
-      <w:r>
-        <w:rPr>
-          <w:rFonts w:ascii="Times New Roman" w:hAnsi="Times New Roman" w:cs="Times New Roman"/>
-          <w:sz w:val="24"/>
-          <w:szCs w:val="24"/>
-        </w:rPr>
-        <w:t>Flask</w:t>
-      </w:r>
-      <w:proofErr w:type="spellEnd"/>
-      <w:r>
-        <w:rPr>
-          <w:rFonts w:ascii="Times New Roman" w:hAnsi="Times New Roman" w:cs="Times New Roman"/>
-          <w:sz w:val="24"/>
-          <w:szCs w:val="24"/>
-        </w:rPr>
-        <w:t xml:space="preserve"> API </w:t>
-      </w:r>
-      <w:proofErr w:type="spellStart"/>
-      <w:r>
-        <w:rPr>
-          <w:rFonts w:ascii="Times New Roman" w:hAnsi="Times New Roman" w:cs="Times New Roman"/>
-          <w:sz w:val="24"/>
-          <w:szCs w:val="24"/>
-        </w:rPr>
-        <w:t>endpoint'leri</w:t>
-      </w:r>
-      <w:proofErr w:type="spellEnd"/>
-      <w:r>
-        <w:rPr>
-          <w:rFonts w:ascii="Times New Roman" w:hAnsi="Times New Roman" w:cs="Times New Roman"/>
-          <w:sz w:val="24"/>
-          <w:szCs w:val="24"/>
-        </w:rPr>
-        <w:t xml:space="preserve"> (/</w:t>
-      </w:r>
-      <w:proofErr w:type="spellStart"/>
-      <w:r>
-        <w:rPr>
-          <w:rFonts w:ascii="Times New Roman" w:hAnsi="Times New Roman" w:cs="Times New Roman"/>
-          <w:sz w:val="24"/>
-          <w:szCs w:val="24"/>
-        </w:rPr>
-        <w:t>api</w:t>
-      </w:r>
-      <w:proofErr w:type="spellEnd"/>
-      <w:r>
-        <w:rPr>
-          <w:rFonts w:ascii="Times New Roman" w:hAnsi="Times New Roman" w:cs="Times New Roman"/>
-          <w:sz w:val="24"/>
-          <w:szCs w:val="24"/>
-        </w:rPr>
-        <w:t>/</w:t>
-      </w:r>
-      <w:proofErr w:type="spellStart"/>
-      <w:r>
-        <w:rPr>
-          <w:rFonts w:ascii="Times New Roman" w:hAnsi="Times New Roman" w:cs="Times New Roman"/>
-          <w:sz w:val="24"/>
-          <w:szCs w:val="24"/>
-        </w:rPr>
-        <w:t>aes</w:t>
-      </w:r>
-      <w:proofErr w:type="spellEnd"/>
-      <w:r>
-        <w:rPr>
-          <w:rFonts w:ascii="Times New Roman" w:hAnsi="Times New Roman" w:cs="Times New Roman"/>
-          <w:sz w:val="24"/>
-          <w:szCs w:val="24"/>
-        </w:rPr>
-        <w:t>, /</w:t>
-      </w:r>
-      <w:proofErr w:type="spellStart"/>
-      <w:r>
-        <w:rPr>
-          <w:rFonts w:ascii="Times New Roman" w:hAnsi="Times New Roman" w:cs="Times New Roman"/>
-          <w:sz w:val="24"/>
-          <w:szCs w:val="24"/>
-        </w:rPr>
-        <w:t>api</w:t>
-      </w:r>
-      <w:proofErr w:type="spellEnd"/>
-      <w:r>
-        <w:rPr>
-          <w:rFonts w:ascii="Times New Roman" w:hAnsi="Times New Roman" w:cs="Times New Roman"/>
-          <w:sz w:val="24"/>
-          <w:szCs w:val="24"/>
-        </w:rPr>
-        <w:t>/</w:t>
-      </w:r>
-      <w:proofErr w:type="spellStart"/>
-      <w:r>
-        <w:rPr>
-          <w:rFonts w:ascii="Times New Roman" w:hAnsi="Times New Roman" w:cs="Times New Roman"/>
-          <w:sz w:val="24"/>
-          <w:szCs w:val="24"/>
-        </w:rPr>
-        <w:t>des</w:t>
-      </w:r>
-      <w:proofErr w:type="spellEnd"/>
-      <w:r>
-        <w:rPr>
-          <w:rFonts w:ascii="Times New Roman" w:hAnsi="Times New Roman" w:cs="Times New Roman"/>
-          <w:sz w:val="24"/>
-          <w:szCs w:val="24"/>
-        </w:rPr>
-        <w:t>, /</w:t>
-      </w:r>
-      <w:proofErr w:type="spellStart"/>
-      <w:r>
-        <w:rPr>
-          <w:rFonts w:ascii="Times New Roman" w:hAnsi="Times New Roman" w:cs="Times New Roman"/>
-          <w:sz w:val="24"/>
-          <w:szCs w:val="24"/>
-        </w:rPr>
-        <w:t>api</w:t>
-      </w:r>
-      <w:proofErr w:type="spellEnd"/>
-      <w:r>
-        <w:rPr>
-          <w:rFonts w:ascii="Times New Roman" w:hAnsi="Times New Roman" w:cs="Times New Roman"/>
-          <w:sz w:val="24"/>
-          <w:szCs w:val="24"/>
-        </w:rPr>
-        <w:t>/</w:t>
-      </w:r>
-      <w:proofErr w:type="spellStart"/>
-      <w:r>
-        <w:rPr>
-          <w:rFonts w:ascii="Times New Roman" w:hAnsi="Times New Roman" w:cs="Times New Roman"/>
-          <w:sz w:val="24"/>
-          <w:szCs w:val="24"/>
-        </w:rPr>
-        <w:t>hash_mac</w:t>
-      </w:r>
-      <w:proofErr w:type="spellEnd"/>
-      <w:r>
-        <w:rPr>
-          <w:rFonts w:ascii="Times New Roman" w:hAnsi="Times New Roman" w:cs="Times New Roman"/>
-          <w:sz w:val="24"/>
-          <w:szCs w:val="24"/>
-        </w:rPr>
-        <w:t>, /</w:t>
-      </w:r>
-      <w:proofErr w:type="spellStart"/>
-      <w:r>
-        <w:rPr>
-          <w:rFonts w:ascii="Times New Roman" w:hAnsi="Times New Roman" w:cs="Times New Roman"/>
-          <w:sz w:val="24"/>
-          <w:szCs w:val="24"/>
-        </w:rPr>
-        <w:t>api</w:t>
-      </w:r>
-      <w:proofErr w:type="spellEnd"/>
-      <w:r>
-        <w:rPr>
-          <w:rFonts w:ascii="Times New Roman" w:hAnsi="Times New Roman" w:cs="Times New Roman"/>
-          <w:sz w:val="24"/>
-          <w:szCs w:val="24"/>
-        </w:rPr>
-        <w:t>/</w:t>
-      </w:r>
-      <w:proofErr w:type="spellStart"/>
-      <w:r>
-        <w:rPr>
-          <w:rFonts w:ascii="Times New Roman" w:hAnsi="Times New Roman" w:cs="Times New Roman"/>
-          <w:sz w:val="24"/>
-          <w:szCs w:val="24"/>
-        </w:rPr>
-        <w:t>rbg</w:t>
-      </w:r>
-      <w:proofErr w:type="spellEnd"/>
-      <w:r>
-        <w:rPr>
-          <w:rFonts w:ascii="Times New Roman" w:hAnsi="Times New Roman" w:cs="Times New Roman"/>
-          <w:sz w:val="24"/>
-          <w:szCs w:val="24"/>
-        </w:rPr>
-        <w:t>).</w:t>
-      </w:r>
-    </w:p>
-    <w:p>
-      <w:pPr>
-        <w:rPr>
-          <w:rFonts w:ascii="Times New Roman" w:hAnsi="Times New Roman" w:cs="Times New Roman"/>
-          <w:sz w:val="24"/>
-          <w:szCs w:val="24"/>
-        </w:rPr>
-      </w:pPr>
-      <w:r>
-        <w:rPr>
-          <w:rFonts w:ascii="Times New Roman" w:hAnsi="Times New Roman" w:cs="Times New Roman"/>
-          <w:sz w:val="24"/>
-          <w:szCs w:val="24"/>
-        </w:rPr>
         <w:lastRenderedPageBreak/>
+        <w:t>app.py: Flask API endpoint'leri (/api/aes, /api/galois, /api/des, /api/hash_mac, /api/rbg).</w:t>
+      </w:r>
+    </w:p>
+    <w:p>
+      <w:pPr>
+        <w:rPr>
+          <w:rFonts w:ascii="Times New Roman" w:hAnsi="Times New Roman" w:cs="Times New Roman"/>
+          <w:sz w:val="24"/>
+          <w:szCs w:val="24"/>
+        </w:rPr>
+      </w:pPr>
+      <w:r>
+        <w:rPr>
+          <w:rFonts w:ascii="Times New Roman" w:hAnsi="Times New Roman" w:cs="Times New Roman"/>
+          <w:sz w:val="24"/>
+          <w:szCs w:val="24"/>
+        </w:rPr>
         <w:t xml:space="preserve">Her </w:t>
       </w:r>
       <w:proofErr w:type="spellStart"/>
@@ -2314,28 +1786,19 @@
       <w:pPr>
         <w:rPr>
           <w:rFonts w:ascii="Times New Roman" w:hAnsi="Times New Roman" w:cs="Times New Roman"/>
-          <w:sz w:val="24"/>
-          <w:szCs w:val="24"/>
-        </w:rPr>
-      </w:pPr>
-    </w:p>
-    <w:p>
-      <w:pPr>
-        <w:rPr>
-          <w:rFonts w:ascii="Times New Roman" w:hAnsi="Times New Roman" w:cs="Times New Roman"/>
-          <w:b/>
-          <w:bCs/>
-          <w:sz w:val="28"/>
-          <w:szCs w:val="28"/>
-        </w:rPr>
-      </w:pPr>
-      <w:r>
-        <w:rPr>
-          <w:rFonts w:ascii="Times New Roman" w:hAnsi="Times New Roman" w:cs="Times New Roman"/>
-          <w:b/>
-          <w:bCs/>
-          <w:sz w:val="28"/>
-          <w:szCs w:val="28"/>
+          <w:b/>
+          <w:bCs/>
+          <w:sz w:val="32"/>
+          <w:szCs w:val="32"/>
+        </w:rPr>
+      </w:pPr>
+      <w:r>
+        <w:rPr>
+          <w:rFonts w:ascii="Times New Roman" w:hAnsi="Times New Roman" w:cs="Times New Roman"/>
+          <w:b/>
+          <w:bCs/>
+          <w:sz w:val="32"/>
+          <w:szCs w:val="32"/>
         </w:rPr>
         <w:t>4. Uygulama Detayları</w:t>
       </w:r>
@@ -2927,181 +2390,19 @@
         </w:rPr>
       </w:pPr>
       <w:r>
-        <w:rPr>
-          <w:rFonts w:ascii="Times New Roman" w:hAnsi="Times New Roman" w:cs="Times New Roman"/>
-          <w:b/>
-          <w:bCs/>
-          <w:sz w:val="24"/>
-          <w:szCs w:val="24"/>
-        </w:rPr>
-        <w:t>4.2 S-DES ve 3-S-DES</w:t>
-      </w:r>
-    </w:p>
-    <w:p>
-      <w:pPr>
-        <w:rPr>
-          <w:rFonts w:ascii="Times New Roman" w:hAnsi="Times New Roman" w:cs="Times New Roman"/>
-          <w:sz w:val="24"/>
-          <w:szCs w:val="24"/>
-        </w:rPr>
-      </w:pPr>
-      <w:r>
-        <w:rPr>
-          <w:rFonts w:ascii="Times New Roman" w:hAnsi="Times New Roman" w:cs="Times New Roman"/>
-          <w:sz w:val="24"/>
-          <w:szCs w:val="24"/>
-        </w:rPr>
-        <w:t xml:space="preserve">Gerçek </w:t>
-      </w:r>
-      <w:proofErr w:type="spellStart"/>
-      <w:r>
-        <w:rPr>
-          <w:rFonts w:ascii="Times New Roman" w:hAnsi="Times New Roman" w:cs="Times New Roman"/>
-          <w:sz w:val="24"/>
-          <w:szCs w:val="24"/>
-        </w:rPr>
-        <w:t>DES'in</w:t>
-      </w:r>
-      <w:proofErr w:type="spellEnd"/>
-      <w:r>
-        <w:rPr>
-          <w:rFonts w:ascii="Times New Roman" w:hAnsi="Times New Roman" w:cs="Times New Roman"/>
-          <w:sz w:val="24"/>
-          <w:szCs w:val="24"/>
-        </w:rPr>
-        <w:t xml:space="preserve"> bütün yapısal özelliklerini (IP, EP, F-</w:t>
-      </w:r>
-      <w:proofErr w:type="spellStart"/>
-      <w:r>
-        <w:rPr>
-          <w:rFonts w:ascii="Times New Roman" w:hAnsi="Times New Roman" w:cs="Times New Roman"/>
-          <w:sz w:val="24"/>
-          <w:szCs w:val="24"/>
-        </w:rPr>
-        <w:t>function</w:t>
-      </w:r>
-      <w:proofErr w:type="spellEnd"/>
-      <w:r>
-        <w:rPr>
-          <w:rFonts w:ascii="Times New Roman" w:hAnsi="Times New Roman" w:cs="Times New Roman"/>
-          <w:sz w:val="24"/>
-          <w:szCs w:val="24"/>
-        </w:rPr>
-        <w:t>,</w:t>
-      </w:r>
-      <w:r>
-        <w:rPr>
-          <w:rFonts w:ascii="Times New Roman" w:hAnsi="Times New Roman" w:cs="Times New Roman"/>
-          <w:sz w:val="24"/>
-          <w:szCs w:val="24"/>
-        </w:rPr>
-        <w:t xml:space="preserve"> </w:t>
-      </w:r>
-      <w:proofErr w:type="spellStart"/>
-      <w:r>
-        <w:rPr>
-          <w:rFonts w:ascii="Times New Roman" w:hAnsi="Times New Roman" w:cs="Times New Roman"/>
-          <w:sz w:val="24"/>
-          <w:szCs w:val="24"/>
-        </w:rPr>
-        <w:t>S</w:t>
-      </w:r>
-      <w:r>
-        <w:rPr>
-          <w:rFonts w:ascii="Times New Roman" w:hAnsi="Times New Roman" w:cs="Times New Roman"/>
-          <w:sz w:val="24"/>
-          <w:szCs w:val="24"/>
-        </w:rPr>
-        <w:t>_</w:t>
-      </w:r>
-      <w:r>
-        <w:rPr>
-          <w:rFonts w:ascii="Times New Roman" w:hAnsi="Times New Roman" w:cs="Times New Roman"/>
-          <w:sz w:val="24"/>
-          <w:szCs w:val="24"/>
-        </w:rPr>
-        <w:t>Box'lar</w:t>
-      </w:r>
-      <w:proofErr w:type="spellEnd"/>
-      <w:r>
-        <w:rPr>
-          <w:rFonts w:ascii="Times New Roman" w:hAnsi="Times New Roman" w:cs="Times New Roman"/>
-          <w:sz w:val="24"/>
-          <w:szCs w:val="24"/>
-        </w:rPr>
-        <w:t>, P4, IP⁻¹) daha küçük ölçekte taşır. </w:t>
-      </w:r>
-      <w:proofErr w:type="spellStart"/>
-      <w:r>
-        <w:rPr>
-          <w:rFonts w:ascii="Times New Roman" w:hAnsi="Times New Roman" w:cs="Times New Roman"/>
-          <w:sz w:val="24"/>
-          <w:szCs w:val="24"/>
-        </w:rPr>
-        <w:t>TripleSDES.encrypt</w:t>
-      </w:r>
-      <w:proofErr w:type="spellEnd"/>
-      <w:r>
-        <w:rPr>
-          <w:rFonts w:ascii="Times New Roman" w:hAnsi="Times New Roman" w:cs="Times New Roman"/>
-          <w:sz w:val="24"/>
-          <w:szCs w:val="24"/>
-        </w:rPr>
-        <w:t>(), </w:t>
-      </w:r>
-      <w:proofErr w:type="spellStart"/>
-      <w:r>
-        <w:rPr>
-          <w:rFonts w:ascii="Times New Roman" w:hAnsi="Times New Roman" w:cs="Times New Roman"/>
-          <w:sz w:val="24"/>
-          <w:szCs w:val="24"/>
-        </w:rPr>
-        <w:t>SDES.encrypt</w:t>
-      </w:r>
-      <w:proofErr w:type="spellEnd"/>
-      <w:r>
-        <w:rPr>
-          <w:rFonts w:ascii="Times New Roman" w:hAnsi="Times New Roman" w:cs="Times New Roman"/>
-          <w:sz w:val="24"/>
-          <w:szCs w:val="24"/>
-        </w:rPr>
-        <w:t xml:space="preserve"> → </w:t>
-      </w:r>
-      <w:proofErr w:type="spellStart"/>
-      <w:r>
-        <w:rPr>
-          <w:rFonts w:ascii="Times New Roman" w:hAnsi="Times New Roman" w:cs="Times New Roman"/>
-          <w:sz w:val="24"/>
-          <w:szCs w:val="24"/>
-        </w:rPr>
-        <w:t>SDES.decrypt</w:t>
-      </w:r>
-      <w:proofErr w:type="spellEnd"/>
-      <w:r>
-        <w:rPr>
-          <w:rFonts w:ascii="Times New Roman" w:hAnsi="Times New Roman" w:cs="Times New Roman"/>
-          <w:sz w:val="24"/>
-          <w:szCs w:val="24"/>
-        </w:rPr>
-        <w:t xml:space="preserve"> → </w:t>
-      </w:r>
-      <w:proofErr w:type="spellStart"/>
-      <w:r>
-        <w:rPr>
-          <w:rFonts w:ascii="Times New Roman" w:hAnsi="Times New Roman" w:cs="Times New Roman"/>
-          <w:sz w:val="24"/>
-          <w:szCs w:val="24"/>
-        </w:rPr>
-        <w:t>SDES.encrypt</w:t>
-      </w:r>
-      <w:proofErr w:type="spellEnd"/>
-      <w:r>
-        <w:rPr>
-          <w:rFonts w:ascii="Times New Roman" w:hAnsi="Times New Roman" w:cs="Times New Roman"/>
-          <w:sz w:val="24"/>
-          <w:szCs w:val="24"/>
-        </w:rPr>
-        <w:t> sırası ile EDE modelini uygular.</w:t>
+        <w:t>4.2 S-DES, 2-DES ve 3-DES</w:t>
+      </w:r>
+    </w:p>
+    <w:p>
+      <w:pPr>
+        <w:rPr>
+          <w:rFonts w:ascii="Times New Roman" w:hAnsi="Times New Roman" w:cs="Times New Roman"/>
+          <w:sz w:val="24"/>
+          <w:szCs w:val="24"/>
+        </w:rPr>
+      </w:pPr>
+      <w:r>
+        <w:t>Gerçek DES'in bütün yapısal özelliklerini (IP, EP, F-function, S_Box'lar, P4, IP⁻¹) daha küçük ölçekte taşır. DoubleSDES.encrypt(), iki farklı anahtarla arka arkaya şifreleme (Encrypt-Encrypt) yaparken; TripleSDES.encrypt(), SDES.encrypt → SDES.decrypt → SDES.encrypt sırası ile EDE modelini uygular. Bu sayede 2-DES'in Meet-in-the-Middle zafiyeti ve 3-DES'in güvenlik avantajı karşılaştırmalı olarak analiz edilebilir.</w:t>
       </w:r>
     </w:p>
     <w:p>
@@ -3497,6 +2798,17 @@
           <w:szCs w:val="28"/>
         </w:rPr>
       </w:pPr>
+    </w:p>
+    <w:p>
+      <w:pPr>
+        <w:rPr>
+          <w:rFonts w:ascii="Times New Roman" w:hAnsi="Times New Roman" w:cs="Times New Roman"/>
+          <w:b/>
+          <w:bCs/>
+          <w:sz w:val="32"/>
+          <w:szCs w:val="32"/>
+        </w:rPr>
+      </w:pPr>
       <w:r>
         <w:rPr>
           <w:rFonts w:ascii="Times New Roman" w:hAnsi="Times New Roman" w:cs="Times New Roman"/>
@@ -3505,7 +2817,17 @@
           <w:sz w:val="28"/>
           <w:szCs w:val="28"/>
         </w:rPr>
-        <w:t>5. Kullanılabilirlik ve Eğitimsel Değerlendirme</w:t>
+        <w:t>5</w:t>
+      </w:r>
+      <w:r>
+        <w:rPr>
+          <w:rFonts w:ascii="Times New Roman" w:hAnsi="Times New Roman" w:cs="Times New Roman"/>
+          <w:b/>
+          <w:bCs/>
+          <w:sz w:val="32"/>
+          <w:szCs w:val="32"/>
+        </w:rPr>
+        <w:t>. Kullanılabilirlik ve Eğitimsel Değerlendirme</w:t>
       </w:r>
     </w:p>
     <w:p>
@@ -3539,6 +2861,7 @@
           <w:sz w:val="24"/>
           <w:szCs w:val="24"/>
         </w:rPr>
+        <w:lastRenderedPageBreak/>
         <w:t>AES görselleştirmesinde yer alan hız kontrolleri ve mavi renkli hücre takibi, kullanıcının adım adım gerçekleşen dönüşümleri rahatça incelemesini sağlarken, pedagojik açıklamalar süreci destekler.</w:t>
       </w:r>
     </w:p>
@@ -3556,7 +2879,6 @@
           <w:sz w:val="24"/>
           <w:szCs w:val="24"/>
         </w:rPr>
-        <w:lastRenderedPageBreak/>
         <w:t>S-DES mimarisinin bit seviyesinde izlenebilir olması, algoritmanın mantıksal akışını (</w:t>
       </w:r>
       <w:proofErr w:type="spellStart"/>
@@ -3597,30 +2919,29 @@
     </w:p>
     <w:p>
       <w:pPr>
-        <w:rPr>
-          <w:rFonts w:ascii="Times New Roman" w:hAnsi="Times New Roman" w:cs="Times New Roman"/>
-          <w:sz w:val="24"/>
-          <w:szCs w:val="24"/>
-        </w:rPr>
-      </w:pPr>
-    </w:p>
-    <w:p>
-      <w:pPr>
-        <w:rPr>
-          <w:rFonts w:ascii="Times New Roman" w:hAnsi="Times New Roman" w:cs="Times New Roman"/>
-          <w:b/>
-          <w:bCs/>
-          <w:sz w:val="28"/>
-          <w:szCs w:val="28"/>
-        </w:rPr>
-      </w:pPr>
-      <w:r>
-        <w:rPr>
-          <w:rFonts w:ascii="Times New Roman" w:hAnsi="Times New Roman" w:cs="Times New Roman"/>
-          <w:b/>
-          <w:bCs/>
-          <w:sz w:val="28"/>
-          <w:szCs w:val="28"/>
+        <w:pStyle w:val="ListeParagraf"/>
+      </w:pPr>
+      <w:r>
+        <w:t>Galois Alanları için eklenen bağımsız bölüm, AES'in en karmaşık matematiksel temellerinden olan sonlu alan aritmetiğini (toplama, çarpma, ters alma) soyut denklemlerden çıkarıp adım adım takip edilebilir sayılara dönüştürür.</w:t>
+      </w:r>
+    </w:p>
+    <w:p>
+      <w:pPr>
+        <w:rPr>
+          <w:rFonts w:ascii="Times New Roman" w:hAnsi="Times New Roman" w:cs="Times New Roman"/>
+          <w:b/>
+          <w:bCs/>
+          <w:sz w:val="32"/>
+          <w:szCs w:val="32"/>
+        </w:rPr>
+      </w:pPr>
+      <w:r>
+        <w:rPr>
+          <w:rFonts w:ascii="Times New Roman" w:hAnsi="Times New Roman" w:cs="Times New Roman"/>
+          <w:b/>
+          <w:bCs/>
+          <w:sz w:val="32"/>
+          <w:szCs w:val="32"/>
         </w:rPr>
         <w:t>6. Sonuç ve Gelecek Çalışmalar</w:t>
       </w:r>
@@ -3847,21 +3168,31 @@
     </w:p>
     <w:p>
       <w:pPr>
-        <w:rPr>
-          <w:rFonts w:ascii="Times New Roman" w:hAnsi="Times New Roman" w:cs="Times New Roman"/>
-          <w:b/>
-          <w:bCs/>
-          <w:sz w:val="28"/>
-          <w:szCs w:val="28"/>
-        </w:rPr>
-      </w:pPr>
-      <w:r>
-        <w:rPr>
-          <w:rFonts w:ascii="Times New Roman" w:hAnsi="Times New Roman" w:cs="Times New Roman"/>
-          <w:b/>
-          <w:bCs/>
-          <w:sz w:val="28"/>
-          <w:szCs w:val="28"/>
+        <w:ind w:left="360"/>
+        <w:rPr>
+          <w:rFonts w:ascii="Times New Roman" w:hAnsi="Times New Roman" w:cs="Times New Roman"/>
+          <w:sz w:val="24"/>
+          <w:szCs w:val="24"/>
+        </w:rPr>
+      </w:pPr>
+    </w:p>
+    <w:p>
+      <w:pPr>
+        <w:rPr>
+          <w:rFonts w:ascii="Times New Roman" w:hAnsi="Times New Roman" w:cs="Times New Roman"/>
+          <w:b/>
+          <w:bCs/>
+          <w:sz w:val="32"/>
+          <w:szCs w:val="32"/>
+        </w:rPr>
+      </w:pPr>
+      <w:r>
+        <w:rPr>
+          <w:rFonts w:ascii="Times New Roman" w:hAnsi="Times New Roman" w:cs="Times New Roman"/>
+          <w:b/>
+          <w:bCs/>
+          <w:sz w:val="32"/>
+          <w:szCs w:val="32"/>
         </w:rPr>
         <w:t>7. Kaynakça</w:t>
       </w:r>
